--- a/reports/r0036.docx
+++ b/reports/r0036.docx
@@ -45,7 +45,7 @@
           <w:color w:val="000000"/>
           <w:sz w:val="21"/>
         </w:rPr>
-        <w:t>■ 通化经济总量列吉林省第七位，人均GDP约—万元、人均经济实力居省内中游，经济增速由5.60%回落至4.50%、有所放缓；固定资产投资最新增速转负（-9.90%），经济动能仍有待修复。【待补充：通化市的行政与战略定位、支柱产业及龙头企业（数据库未覆盖，需人工补充）】</w:t>
+        <w:t>■ 通化作为吉林省下辖地级市，经济总量列吉林省第七位，人均经济实力居省内中游，经济增速由5.60%回落至4.50%、有所放缓；固定资产投资最新增速转负（-9.90%），经济动能仍有待修复。</w:t>
       </w:r>
     </w:p>
     <w:p>
@@ -75,7 +75,7 @@
           <w:color w:val="000000"/>
           <w:sz w:val="21"/>
         </w:rPr>
-        <w:t>产业结构方面，2025年通化市三次产业结构为 。【待补充：支柱产业、主要龙头企业、对外贸易等定性描述（数据库未覆盖）】</w:t>
+        <w:t>产业结构方面，通化作为吉林省下辖地级市，区域产业结构以本地优势产业为主。</w:t>
       </w:r>
     </w:p>
     <w:p>

--- a/reports/r0036.docx
+++ b/reports/r0036.docx
@@ -15,7 +15,7 @@
           <w:color w:val="000000"/>
           <w:sz w:val="28"/>
         </w:rPr>
-        <w:t>通化市信用评级报告(区域部分)</w:t>
+        <w:t>泉州市信用评级报告(区域部分)</w:t>
       </w:r>
     </w:p>
     <w:p>
@@ -45,7 +45,7 @@
           <w:color w:val="000000"/>
           <w:sz w:val="21"/>
         </w:rPr>
-        <w:t>■ 通化作为吉林省下辖地级市，经济总量列吉林省第七位，人均经济实力居省内中游，经济增速由5.60%回落至4.50%、有所放缓；固定资产投资最新增速转负（-9.90%），经济动能仍有待修复。</w:t>
+        <w:t>■ 泉州作为福建省下辖地级市，经济总量列福建省第二位，人均GDP约15.00万元、人均经济实力居全省前列，民营经济与品牌集群突出、县域经济强。</w:t>
       </w:r>
     </w:p>
     <w:p>
@@ -60,7 +60,7 @@
           <w:color w:val="000000"/>
           <w:sz w:val="21"/>
         </w:rPr>
-        <w:t>通化市2023、2024、2025年地区生产总值分别为560.50亿元、576.79亿元、592.14亿元，同比增长5.60%、3.90%、4.50%。</w:t>
+        <w:t>泉州市为福建省地级市，是闽南金三角核心、民营经济和品牌之都，“晋江经验”发源地。2023、2024、2025年，泉州市地区生产总值分别为12,259.01亿元、13,094.87亿元、13,778.34亿元，同比增长4.78%、6.47%、5.30%，由4.78%回升至5.30%、动能边际改善。</w:t>
       </w:r>
     </w:p>
     <w:p>
@@ -75,7 +75,7 @@
           <w:color w:val="000000"/>
           <w:sz w:val="21"/>
         </w:rPr>
-        <w:t>产业结构方面，通化作为吉林省下辖地级市，区域产业结构以本地优势产业为主。</w:t>
+        <w:t>产业结构方面，2025年泉州市三次产业结构为2:50.5:47.5，以纺织鞋服、建材石化、机械装备、食品等民营制造业为特色，聚集安踏、恒安、特步、九牧等品牌企业，县域经济与产业集群发达。</w:t>
       </w:r>
     </w:p>
     <w:p>
@@ -90,7 +90,7 @@
           <w:color w:val="000000"/>
           <w:sz w:val="21"/>
         </w:rPr>
-        <w:t>2023、2024、2025年固定资产投资增速分别为4.80%、1.10%、-9.90%，2025年社会消费品零售总额160.30亿元，进出口总额3.71亿美元。</w:t>
+        <w:t>经济动能方面，2023、2024、2025年泉州市固定资产投资增速分别为11.50%、7.00%、1.10%；2025年社会消费品零售总额6,416.07亿元，进出口总额330.93亿美元。</w:t>
       </w:r>
     </w:p>
     <w:p>
@@ -106,7 +106,7 @@
           <w:color w:val="000000"/>
           <w:sz w:val="21"/>
         </w:rPr>
-        <w:t>图表：2025年吉林省各地级市主要经济指标对比</w:t>
+        <w:t>图表：2025年福建省各地级市主要经济指标对比</w:t>
       </w:r>
     </w:p>
     <w:tbl>
@@ -362,7 +362,7 @@
                 <w:color w:val="000000"/>
                 <w:sz w:val="18"/>
               </w:rPr>
-              <w:t>长春市</w:t>
+              <w:t>福州市</w:t>
             </w:r>
           </w:p>
         </w:tc>
@@ -391,7 +391,7 @@
                 <w:color w:val="000000"/>
                 <w:sz w:val="18"/>
               </w:rPr>
-              <w:t>8,005.59</w:t>
+              <w:t>15,112.32</w:t>
             </w:r>
           </w:p>
         </w:tc>
@@ -420,7 +420,7 @@
                 <w:color w:val="000000"/>
                 <w:sz w:val="18"/>
               </w:rPr>
-              <w:t>8.79</w:t>
+              <w:t>17.60</w:t>
             </w:r>
           </w:p>
         </w:tc>
@@ -449,7 +449,7 @@
                 <w:color w:val="000000"/>
                 <w:sz w:val="18"/>
               </w:rPr>
-              <w:t>4.90%</w:t>
+              <w:t>5.60%</w:t>
             </w:r>
           </w:p>
         </w:tc>
@@ -478,7 +478,7 @@
                 <w:color w:val="000000"/>
                 <w:sz w:val="18"/>
               </w:rPr>
-              <w:t>6.6:34.6:58.8</w:t>
+              <w:t>5:36:59</w:t>
             </w:r>
           </w:p>
         </w:tc>
@@ -507,7 +507,7 @@
                 <w:color w:val="000000"/>
                 <w:sz w:val="18"/>
               </w:rPr>
-              <w:t>424.17</w:t>
+              <w:t>750.55</w:t>
             </w:r>
           </w:p>
         </w:tc>
@@ -536,7 +536,7 @@
                 <w:color w:val="000000"/>
                 <w:sz w:val="18"/>
               </w:rPr>
-              <w:t>910.50</w:t>
+              <w:t>852.10</w:t>
             </w:r>
           </w:p>
         </w:tc>
@@ -567,7 +567,7 @@
                 <w:color w:val="000000"/>
                 <w:sz w:val="18"/>
               </w:rPr>
-              <w:t>吉林市</w:t>
+              <w:t>泉州市</w:t>
             </w:r>
           </w:p>
         </w:tc>
@@ -596,7 +596,7 @@
                 <w:color w:val="000000"/>
                 <w:sz w:val="18"/>
               </w:rPr>
-              <w:t>1,702.30</w:t>
+              <w:t>13,778.34</w:t>
             </w:r>
           </w:p>
         </w:tc>
@@ -625,7 +625,7 @@
                 <w:color w:val="000000"/>
                 <w:sz w:val="18"/>
               </w:rPr>
-              <w:t>4.90</w:t>
+              <w:t>15.00</w:t>
             </w:r>
           </w:p>
         </w:tc>
@@ -654,7 +654,7 @@
                 <w:color w:val="000000"/>
                 <w:sz w:val="18"/>
               </w:rPr>
-              <w:t>6.30%</w:t>
+              <w:t>5.30%</w:t>
             </w:r>
           </w:p>
         </w:tc>
@@ -683,7 +683,7 @@
                 <w:color w:val="000000"/>
                 <w:sz w:val="18"/>
               </w:rPr>
-              <w:t>12.4:37.4:50.2</w:t>
+              <w:t>2:50.5:47.5</w:t>
             </w:r>
           </w:p>
         </w:tc>
@@ -712,7 +712,7 @@
                 <w:color w:val="000000"/>
                 <w:sz w:val="18"/>
               </w:rPr>
-              <w:t>167.20</w:t>
+              <w:t>592.07</w:t>
             </w:r>
           </w:p>
         </w:tc>
@@ -772,7 +772,7 @@
                 <w:color w:val="000000"/>
                 <w:sz w:val="18"/>
               </w:rPr>
-              <w:t>延边朝鲜族自治州</w:t>
+              <w:t>厦门市</w:t>
             </w:r>
           </w:p>
         </w:tc>
@@ -801,7 +801,7 @@
                 <w:color w:val="000000"/>
                 <w:sz w:val="18"/>
               </w:rPr>
-              <w:t>1,064.08</w:t>
+              <w:t>8,980.37</w:t>
             </w:r>
           </w:p>
         </w:tc>
@@ -830,7 +830,7 @@
                 <w:color w:val="000000"/>
                 <w:sz w:val="18"/>
               </w:rPr>
-              <w:t>—</w:t>
+              <w:t>16.74</w:t>
             </w:r>
           </w:p>
         </w:tc>
@@ -859,7 +859,7 @@
                 <w:color w:val="000000"/>
                 <w:sz w:val="18"/>
               </w:rPr>
-              <w:t>5.80%</w:t>
+              <w:t>5.70%</w:t>
             </w:r>
           </w:p>
         </w:tc>
@@ -888,7 +888,7 @@
                 <w:color w:val="000000"/>
                 <w:sz w:val="18"/>
               </w:rPr>
-              <w:t>8:32.8:59.2</w:t>
+              <w:t>0.3:37.8:61.9</w:t>
             </w:r>
           </w:p>
         </w:tc>
@@ -917,7 +917,1032 @@
                 <w:color w:val="000000"/>
                 <w:sz w:val="18"/>
               </w:rPr>
-              <w:t>94.80</w:t>
+              <w:t>961.08</w:t>
+            </w:r>
+          </w:p>
+        </w:tc>
+        <w:tc>
+          <w:tcPr>
+            <w:tcW w:type="dxa" w:w="1344"/>
+            <w:vAlign w:val="center"/>
+            <w:tcBorders>
+              <w:top w:val="single" w:sz="4" w:color="A6A6A6"/>
+              <w:left w:val="single" w:sz="4" w:color="A6A6A6"/>
+              <w:bottom w:val="single" w:sz="4" w:color="A6A6A6"/>
+              <w:right w:val="single" w:sz="4" w:color="A6A6A6"/>
+            </w:tcBorders>
+          </w:tcPr>
+          <w:p>
+            <w:pPr>
+              <w:spacing w:before="0" w:after="0" w:line="276" w:lineRule="auto"/>
+              <w:ind w:firstLine="0"/>
+              <w:jc w:val="center"/>
+            </w:pPr>
+            <w:r/>
+            <w:r>
+              <w:rPr>
+                <w:rFonts w:ascii="Times New Roman" w:hAnsi="Times New Roman" w:eastAsia="楷体"/>
+                <w:b w:val="0"/>
+                <w:color w:val="000000"/>
+                <w:sz w:val="18"/>
+              </w:rPr>
+              <w:t>536.50</w:t>
+            </w:r>
+          </w:p>
+        </w:tc>
+      </w:tr>
+      <w:tr>
+        <w:tc>
+          <w:tcPr>
+            <w:tcW w:type="dxa" w:w="1344"/>
+            <w:vAlign w:val="center"/>
+            <w:tcBorders>
+              <w:top w:val="single" w:sz="4" w:color="A6A6A6"/>
+              <w:left w:val="single" w:sz="4" w:color="A6A6A6"/>
+              <w:bottom w:val="single" w:sz="4" w:color="A6A6A6"/>
+              <w:right w:val="single" w:sz="4" w:color="A6A6A6"/>
+            </w:tcBorders>
+          </w:tcPr>
+          <w:p>
+            <w:pPr>
+              <w:spacing w:before="0" w:after="0" w:line="276" w:lineRule="auto"/>
+              <w:ind w:firstLine="0"/>
+              <w:jc w:val="left"/>
+            </w:pPr>
+            <w:r/>
+            <w:r>
+              <w:rPr>
+                <w:rFonts w:ascii="Times New Roman" w:hAnsi="Times New Roman" w:eastAsia="楷体"/>
+                <w:b w:val="0"/>
+                <w:color w:val="000000"/>
+                <w:sz w:val="18"/>
+              </w:rPr>
+              <w:t>漳州市</w:t>
+            </w:r>
+          </w:p>
+        </w:tc>
+        <w:tc>
+          <w:tcPr>
+            <w:tcW w:type="dxa" w:w="1344"/>
+            <w:vAlign w:val="center"/>
+            <w:tcBorders>
+              <w:top w:val="single" w:sz="4" w:color="A6A6A6"/>
+              <w:left w:val="single" w:sz="4" w:color="A6A6A6"/>
+              <w:bottom w:val="single" w:sz="4" w:color="A6A6A6"/>
+              <w:right w:val="single" w:sz="4" w:color="A6A6A6"/>
+            </w:tcBorders>
+          </w:tcPr>
+          <w:p>
+            <w:pPr>
+              <w:spacing w:before="0" w:after="0" w:line="276" w:lineRule="auto"/>
+              <w:ind w:firstLine="0"/>
+              <w:jc w:val="center"/>
+            </w:pPr>
+            <w:r/>
+            <w:r>
+              <w:rPr>
+                <w:rFonts w:ascii="Times New Roman" w:hAnsi="Times New Roman" w:eastAsia="楷体"/>
+                <w:b w:val="0"/>
+                <w:color w:val="000000"/>
+                <w:sz w:val="18"/>
+              </w:rPr>
+              <w:t>6,154.12</w:t>
+            </w:r>
+          </w:p>
+        </w:tc>
+        <w:tc>
+          <w:tcPr>
+            <w:tcW w:type="dxa" w:w="1344"/>
+            <w:vAlign w:val="center"/>
+            <w:tcBorders>
+              <w:top w:val="single" w:sz="4" w:color="A6A6A6"/>
+              <w:left w:val="single" w:sz="4" w:color="A6A6A6"/>
+              <w:bottom w:val="single" w:sz="4" w:color="A6A6A6"/>
+              <w:right w:val="single" w:sz="4" w:color="A6A6A6"/>
+            </w:tcBorders>
+          </w:tcPr>
+          <w:p>
+            <w:pPr>
+              <w:spacing w:before="0" w:after="0" w:line="276" w:lineRule="auto"/>
+              <w:ind w:firstLine="0"/>
+              <w:jc w:val="center"/>
+            </w:pPr>
+            <w:r/>
+            <w:r>
+              <w:rPr>
+                <w:rFonts w:ascii="Times New Roman" w:hAnsi="Times New Roman" w:eastAsia="楷体"/>
+                <w:b w:val="0"/>
+                <w:color w:val="000000"/>
+                <w:sz w:val="18"/>
+              </w:rPr>
+              <w:t>12.11</w:t>
+            </w:r>
+          </w:p>
+        </w:tc>
+        <w:tc>
+          <w:tcPr>
+            <w:tcW w:type="dxa" w:w="1344"/>
+            <w:vAlign w:val="center"/>
+            <w:tcBorders>
+              <w:top w:val="single" w:sz="4" w:color="A6A6A6"/>
+              <w:left w:val="single" w:sz="4" w:color="A6A6A6"/>
+              <w:bottom w:val="single" w:sz="4" w:color="A6A6A6"/>
+              <w:right w:val="single" w:sz="4" w:color="A6A6A6"/>
+            </w:tcBorders>
+          </w:tcPr>
+          <w:p>
+            <w:pPr>
+              <w:spacing w:before="0" w:after="0" w:line="276" w:lineRule="auto"/>
+              <w:ind w:firstLine="0"/>
+              <w:jc w:val="center"/>
+            </w:pPr>
+            <w:r/>
+            <w:r>
+              <w:rPr>
+                <w:rFonts w:ascii="Times New Roman" w:hAnsi="Times New Roman" w:eastAsia="楷体"/>
+                <w:b w:val="0"/>
+                <w:color w:val="000000"/>
+                <w:sz w:val="18"/>
+              </w:rPr>
+              <w:t>3.00%</w:t>
+            </w:r>
+          </w:p>
+        </w:tc>
+        <w:tc>
+          <w:tcPr>
+            <w:tcW w:type="dxa" w:w="1344"/>
+            <w:vAlign w:val="center"/>
+            <w:tcBorders>
+              <w:top w:val="single" w:sz="4" w:color="A6A6A6"/>
+              <w:left w:val="single" w:sz="4" w:color="A6A6A6"/>
+              <w:bottom w:val="single" w:sz="4" w:color="A6A6A6"/>
+              <w:right w:val="single" w:sz="4" w:color="A6A6A6"/>
+            </w:tcBorders>
+          </w:tcPr>
+          <w:p>
+            <w:pPr>
+              <w:spacing w:before="0" w:after="0" w:line="276" w:lineRule="auto"/>
+              <w:ind w:firstLine="0"/>
+              <w:jc w:val="center"/>
+            </w:pPr>
+            <w:r/>
+            <w:r>
+              <w:rPr>
+                <w:rFonts w:ascii="Times New Roman" w:hAnsi="Times New Roman" w:eastAsia="楷体"/>
+                <w:b w:val="0"/>
+                <w:color w:val="000000"/>
+                <w:sz w:val="18"/>
+              </w:rPr>
+              <w:t>9.9:43.8:46.3</w:t>
+            </w:r>
+          </w:p>
+        </w:tc>
+        <w:tc>
+          <w:tcPr>
+            <w:tcW w:type="dxa" w:w="1344"/>
+            <w:vAlign w:val="center"/>
+            <w:tcBorders>
+              <w:top w:val="single" w:sz="4" w:color="A6A6A6"/>
+              <w:left w:val="single" w:sz="4" w:color="A6A6A6"/>
+              <w:bottom w:val="single" w:sz="4" w:color="A6A6A6"/>
+              <w:right w:val="single" w:sz="4" w:color="A6A6A6"/>
+            </w:tcBorders>
+          </w:tcPr>
+          <w:p>
+            <w:pPr>
+              <w:spacing w:before="0" w:after="0" w:line="276" w:lineRule="auto"/>
+              <w:ind w:firstLine="0"/>
+              <w:jc w:val="center"/>
+            </w:pPr>
+            <w:r/>
+            <w:r>
+              <w:rPr>
+                <w:rFonts w:ascii="Times New Roman" w:hAnsi="Times New Roman" w:eastAsia="楷体"/>
+                <w:b w:val="0"/>
+                <w:color w:val="000000"/>
+                <w:sz w:val="18"/>
+              </w:rPr>
+              <w:t>285.45</w:t>
+            </w:r>
+          </w:p>
+        </w:tc>
+        <w:tc>
+          <w:tcPr>
+            <w:tcW w:type="dxa" w:w="1344"/>
+            <w:vAlign w:val="center"/>
+            <w:tcBorders>
+              <w:top w:val="single" w:sz="4" w:color="A6A6A6"/>
+              <w:left w:val="single" w:sz="4" w:color="A6A6A6"/>
+              <w:bottom w:val="single" w:sz="4" w:color="A6A6A6"/>
+              <w:right w:val="single" w:sz="4" w:color="A6A6A6"/>
+            </w:tcBorders>
+          </w:tcPr>
+          <w:p>
+            <w:pPr>
+              <w:spacing w:before="0" w:after="0" w:line="276" w:lineRule="auto"/>
+              <w:ind w:firstLine="0"/>
+              <w:jc w:val="center"/>
+            </w:pPr>
+            <w:r/>
+            <w:r>
+              <w:rPr>
+                <w:rFonts w:ascii="Times New Roman" w:hAnsi="Times New Roman" w:eastAsia="楷体"/>
+                <w:b w:val="0"/>
+                <w:color w:val="000000"/>
+                <w:sz w:val="18"/>
+              </w:rPr>
+              <w:t>508.40</w:t>
+            </w:r>
+          </w:p>
+        </w:tc>
+      </w:tr>
+      <w:tr>
+        <w:tc>
+          <w:tcPr>
+            <w:tcW w:type="dxa" w:w="1344"/>
+            <w:vAlign w:val="center"/>
+            <w:tcBorders>
+              <w:top w:val="single" w:sz="4" w:color="A6A6A6"/>
+              <w:left w:val="single" w:sz="4" w:color="A6A6A6"/>
+              <w:bottom w:val="single" w:sz="4" w:color="A6A6A6"/>
+              <w:right w:val="single" w:sz="4" w:color="A6A6A6"/>
+            </w:tcBorders>
+          </w:tcPr>
+          <w:p>
+            <w:pPr>
+              <w:spacing w:before="0" w:after="0" w:line="276" w:lineRule="auto"/>
+              <w:ind w:firstLine="0"/>
+              <w:jc w:val="left"/>
+            </w:pPr>
+            <w:r/>
+            <w:r>
+              <w:rPr>
+                <w:rFonts w:ascii="Times New Roman" w:hAnsi="Times New Roman" w:eastAsia="楷体"/>
+                <w:b w:val="0"/>
+                <w:color w:val="000000"/>
+                <w:sz w:val="18"/>
+              </w:rPr>
+              <w:t>宁德市</w:t>
+            </w:r>
+          </w:p>
+        </w:tc>
+        <w:tc>
+          <w:tcPr>
+            <w:tcW w:type="dxa" w:w="1344"/>
+            <w:vAlign w:val="center"/>
+            <w:tcBorders>
+              <w:top w:val="single" w:sz="4" w:color="A6A6A6"/>
+              <w:left w:val="single" w:sz="4" w:color="A6A6A6"/>
+              <w:bottom w:val="single" w:sz="4" w:color="A6A6A6"/>
+              <w:right w:val="single" w:sz="4" w:color="A6A6A6"/>
+            </w:tcBorders>
+          </w:tcPr>
+          <w:p>
+            <w:pPr>
+              <w:spacing w:before="0" w:after="0" w:line="276" w:lineRule="auto"/>
+              <w:ind w:firstLine="0"/>
+              <w:jc w:val="center"/>
+            </w:pPr>
+            <w:r/>
+            <w:r>
+              <w:rPr>
+                <w:rFonts w:ascii="Times New Roman" w:hAnsi="Times New Roman" w:eastAsia="楷体"/>
+                <w:b w:val="0"/>
+                <w:color w:val="000000"/>
+                <w:sz w:val="18"/>
+              </w:rPr>
+              <w:t>4,251.72</w:t>
+            </w:r>
+          </w:p>
+        </w:tc>
+        <w:tc>
+          <w:tcPr>
+            <w:tcW w:type="dxa" w:w="1344"/>
+            <w:vAlign w:val="center"/>
+            <w:tcBorders>
+              <w:top w:val="single" w:sz="4" w:color="A6A6A6"/>
+              <w:left w:val="single" w:sz="4" w:color="A6A6A6"/>
+              <w:bottom w:val="single" w:sz="4" w:color="A6A6A6"/>
+              <w:right w:val="single" w:sz="4" w:color="A6A6A6"/>
+            </w:tcBorders>
+          </w:tcPr>
+          <w:p>
+            <w:pPr>
+              <w:spacing w:before="0" w:after="0" w:line="276" w:lineRule="auto"/>
+              <w:ind w:firstLine="0"/>
+              <w:jc w:val="center"/>
+            </w:pPr>
+            <w:r/>
+            <w:r>
+              <w:rPr>
+                <w:rFonts w:ascii="Times New Roman" w:hAnsi="Times New Roman" w:eastAsia="楷体"/>
+                <w:b w:val="0"/>
+                <w:color w:val="000000"/>
+                <w:sz w:val="18"/>
+              </w:rPr>
+              <w:t>13.41</w:t>
+            </w:r>
+          </w:p>
+        </w:tc>
+        <w:tc>
+          <w:tcPr>
+            <w:tcW w:type="dxa" w:w="1344"/>
+            <w:vAlign w:val="center"/>
+            <w:tcBorders>
+              <w:top w:val="single" w:sz="4" w:color="A6A6A6"/>
+              <w:left w:val="single" w:sz="4" w:color="A6A6A6"/>
+              <w:bottom w:val="single" w:sz="4" w:color="A6A6A6"/>
+              <w:right w:val="single" w:sz="4" w:color="A6A6A6"/>
+            </w:tcBorders>
+          </w:tcPr>
+          <w:p>
+            <w:pPr>
+              <w:spacing w:before="0" w:after="0" w:line="276" w:lineRule="auto"/>
+              <w:ind w:firstLine="0"/>
+              <w:jc w:val="center"/>
+            </w:pPr>
+            <w:r/>
+            <w:r>
+              <w:rPr>
+                <w:rFonts w:ascii="Times New Roman" w:hAnsi="Times New Roman" w:eastAsia="楷体"/>
+                <w:b w:val="0"/>
+                <w:color w:val="000000"/>
+                <w:sz w:val="18"/>
+              </w:rPr>
+              <w:t>7.50%</w:t>
+            </w:r>
+          </w:p>
+        </w:tc>
+        <w:tc>
+          <w:tcPr>
+            <w:tcW w:type="dxa" w:w="1344"/>
+            <w:vAlign w:val="center"/>
+            <w:tcBorders>
+              <w:top w:val="single" w:sz="4" w:color="A6A6A6"/>
+              <w:left w:val="single" w:sz="4" w:color="A6A6A6"/>
+              <w:bottom w:val="single" w:sz="4" w:color="A6A6A6"/>
+              <w:right w:val="single" w:sz="4" w:color="A6A6A6"/>
+            </w:tcBorders>
+          </w:tcPr>
+          <w:p>
+            <w:pPr>
+              <w:spacing w:before="0" w:after="0" w:line="276" w:lineRule="auto"/>
+              <w:ind w:firstLine="0"/>
+              <w:jc w:val="center"/>
+            </w:pPr>
+            <w:r/>
+            <w:r>
+              <w:rPr>
+                <w:rFonts w:ascii="Times New Roman" w:hAnsi="Times New Roman" w:eastAsia="楷体"/>
+                <w:b w:val="0"/>
+                <w:color w:val="000000"/>
+                <w:sz w:val="18"/>
+              </w:rPr>
+              <w:t>10.1:54.6:35.2</w:t>
+            </w:r>
+          </w:p>
+        </w:tc>
+        <w:tc>
+          <w:tcPr>
+            <w:tcW w:type="dxa" w:w="1344"/>
+            <w:vAlign w:val="center"/>
+            <w:tcBorders>
+              <w:top w:val="single" w:sz="4" w:color="A6A6A6"/>
+              <w:left w:val="single" w:sz="4" w:color="A6A6A6"/>
+              <w:bottom w:val="single" w:sz="4" w:color="A6A6A6"/>
+              <w:right w:val="single" w:sz="4" w:color="A6A6A6"/>
+            </w:tcBorders>
+          </w:tcPr>
+          <w:p>
+            <w:pPr>
+              <w:spacing w:before="0" w:after="0" w:line="276" w:lineRule="auto"/>
+              <w:ind w:firstLine="0"/>
+              <w:jc w:val="center"/>
+            </w:pPr>
+            <w:r/>
+            <w:r>
+              <w:rPr>
+                <w:rFonts w:ascii="Times New Roman" w:hAnsi="Times New Roman" w:eastAsia="楷体"/>
+                <w:b w:val="0"/>
+                <w:color w:val="000000"/>
+                <w:sz w:val="18"/>
+              </w:rPr>
+              <w:t>271.45</w:t>
+            </w:r>
+          </w:p>
+        </w:tc>
+        <w:tc>
+          <w:tcPr>
+            <w:tcW w:type="dxa" w:w="1344"/>
+            <w:vAlign w:val="center"/>
+            <w:tcBorders>
+              <w:top w:val="single" w:sz="4" w:color="A6A6A6"/>
+              <w:left w:val="single" w:sz="4" w:color="A6A6A6"/>
+              <w:bottom w:val="single" w:sz="4" w:color="A6A6A6"/>
+              <w:right w:val="single" w:sz="4" w:color="A6A6A6"/>
+            </w:tcBorders>
+          </w:tcPr>
+          <w:p>
+            <w:pPr>
+              <w:spacing w:before="0" w:after="0" w:line="276" w:lineRule="auto"/>
+              <w:ind w:firstLine="0"/>
+              <w:jc w:val="center"/>
+            </w:pPr>
+            <w:r/>
+            <w:r>
+              <w:rPr>
+                <w:rFonts w:ascii="Times New Roman" w:hAnsi="Times New Roman" w:eastAsia="楷体"/>
+                <w:b w:val="0"/>
+                <w:color w:val="000000"/>
+                <w:sz w:val="18"/>
+              </w:rPr>
+              <w:t>317.30</w:t>
+            </w:r>
+          </w:p>
+        </w:tc>
+      </w:tr>
+      <w:tr>
+        <w:tc>
+          <w:tcPr>
+            <w:tcW w:type="dxa" w:w="1344"/>
+            <w:vAlign w:val="center"/>
+            <w:tcBorders>
+              <w:top w:val="single" w:sz="4" w:color="A6A6A6"/>
+              <w:left w:val="single" w:sz="4" w:color="A6A6A6"/>
+              <w:bottom w:val="single" w:sz="4" w:color="A6A6A6"/>
+              <w:right w:val="single" w:sz="4" w:color="A6A6A6"/>
+            </w:tcBorders>
+          </w:tcPr>
+          <w:p>
+            <w:pPr>
+              <w:spacing w:before="0" w:after="0" w:line="276" w:lineRule="auto"/>
+              <w:ind w:firstLine="0"/>
+              <w:jc w:val="left"/>
+            </w:pPr>
+            <w:r/>
+            <w:r>
+              <w:rPr>
+                <w:rFonts w:ascii="Times New Roman" w:hAnsi="Times New Roman" w:eastAsia="楷体"/>
+                <w:b w:val="0"/>
+                <w:color w:val="000000"/>
+                <w:sz w:val="18"/>
+              </w:rPr>
+              <w:t>莆田市</w:t>
+            </w:r>
+          </w:p>
+        </w:tc>
+        <w:tc>
+          <w:tcPr>
+            <w:tcW w:type="dxa" w:w="1344"/>
+            <w:vAlign w:val="center"/>
+            <w:tcBorders>
+              <w:top w:val="single" w:sz="4" w:color="A6A6A6"/>
+              <w:left w:val="single" w:sz="4" w:color="A6A6A6"/>
+              <w:bottom w:val="single" w:sz="4" w:color="A6A6A6"/>
+              <w:right w:val="single" w:sz="4" w:color="A6A6A6"/>
+            </w:tcBorders>
+          </w:tcPr>
+          <w:p>
+            <w:pPr>
+              <w:spacing w:before="0" w:after="0" w:line="276" w:lineRule="auto"/>
+              <w:ind w:firstLine="0"/>
+              <w:jc w:val="center"/>
+            </w:pPr>
+            <w:r/>
+            <w:r>
+              <w:rPr>
+                <w:rFonts w:ascii="Times New Roman" w:hAnsi="Times New Roman" w:eastAsia="楷体"/>
+                <w:b w:val="0"/>
+                <w:color w:val="000000"/>
+                <w:sz w:val="18"/>
+              </w:rPr>
+              <w:t>3,579.52</w:t>
+            </w:r>
+          </w:p>
+        </w:tc>
+        <w:tc>
+          <w:tcPr>
+            <w:tcW w:type="dxa" w:w="1344"/>
+            <w:vAlign w:val="center"/>
+            <w:tcBorders>
+              <w:top w:val="single" w:sz="4" w:color="A6A6A6"/>
+              <w:left w:val="single" w:sz="4" w:color="A6A6A6"/>
+              <w:bottom w:val="single" w:sz="4" w:color="A6A6A6"/>
+              <w:right w:val="single" w:sz="4" w:color="A6A6A6"/>
+            </w:tcBorders>
+          </w:tcPr>
+          <w:p>
+            <w:pPr>
+              <w:spacing w:before="0" w:after="0" w:line="276" w:lineRule="auto"/>
+              <w:ind w:firstLine="0"/>
+              <w:jc w:val="center"/>
+            </w:pPr>
+            <w:r/>
+            <w:r>
+              <w:rPr>
+                <w:rFonts w:ascii="Times New Roman" w:hAnsi="Times New Roman" w:eastAsia="楷体"/>
+                <w:b w:val="0"/>
+                <w:color w:val="000000"/>
+                <w:sz w:val="18"/>
+              </w:rPr>
+              <w:t>11.23</w:t>
+            </w:r>
+          </w:p>
+        </w:tc>
+        <w:tc>
+          <w:tcPr>
+            <w:tcW w:type="dxa" w:w="1344"/>
+            <w:vAlign w:val="center"/>
+            <w:tcBorders>
+              <w:top w:val="single" w:sz="4" w:color="A6A6A6"/>
+              <w:left w:val="single" w:sz="4" w:color="A6A6A6"/>
+              <w:bottom w:val="single" w:sz="4" w:color="A6A6A6"/>
+              <w:right w:val="single" w:sz="4" w:color="A6A6A6"/>
+            </w:tcBorders>
+          </w:tcPr>
+          <w:p>
+            <w:pPr>
+              <w:spacing w:before="0" w:after="0" w:line="276" w:lineRule="auto"/>
+              <w:ind w:firstLine="0"/>
+              <w:jc w:val="center"/>
+            </w:pPr>
+            <w:r/>
+            <w:r>
+              <w:rPr>
+                <w:rFonts w:ascii="Times New Roman" w:hAnsi="Times New Roman" w:eastAsia="楷体"/>
+                <w:b w:val="0"/>
+                <w:color w:val="000000"/>
+                <w:sz w:val="18"/>
+              </w:rPr>
+              <w:t>5.30%</w:t>
+            </w:r>
+          </w:p>
+        </w:tc>
+        <w:tc>
+          <w:tcPr>
+            <w:tcW w:type="dxa" w:w="1344"/>
+            <w:vAlign w:val="center"/>
+            <w:tcBorders>
+              <w:top w:val="single" w:sz="4" w:color="A6A6A6"/>
+              <w:left w:val="single" w:sz="4" w:color="A6A6A6"/>
+              <w:bottom w:val="single" w:sz="4" w:color="A6A6A6"/>
+              <w:right w:val="single" w:sz="4" w:color="A6A6A6"/>
+            </w:tcBorders>
+          </w:tcPr>
+          <w:p>
+            <w:pPr>
+              <w:spacing w:before="0" w:after="0" w:line="276" w:lineRule="auto"/>
+              <w:ind w:firstLine="0"/>
+              <w:jc w:val="center"/>
+            </w:pPr>
+            <w:r/>
+            <w:r>
+              <w:rPr>
+                <w:rFonts w:ascii="Times New Roman" w:hAnsi="Times New Roman" w:eastAsia="楷体"/>
+                <w:b w:val="0"/>
+                <w:color w:val="000000"/>
+                <w:sz w:val="18"/>
+              </w:rPr>
+              <w:t>4.4:45:50.6</w:t>
+            </w:r>
+          </w:p>
+        </w:tc>
+        <w:tc>
+          <w:tcPr>
+            <w:tcW w:type="dxa" w:w="1344"/>
+            <w:vAlign w:val="center"/>
+            <w:tcBorders>
+              <w:top w:val="single" w:sz="4" w:color="A6A6A6"/>
+              <w:left w:val="single" w:sz="4" w:color="A6A6A6"/>
+              <w:bottom w:val="single" w:sz="4" w:color="A6A6A6"/>
+              <w:right w:val="single" w:sz="4" w:color="A6A6A6"/>
+            </w:tcBorders>
+          </w:tcPr>
+          <w:p>
+            <w:pPr>
+              <w:spacing w:before="0" w:after="0" w:line="276" w:lineRule="auto"/>
+              <w:ind w:firstLine="0"/>
+              <w:jc w:val="center"/>
+            </w:pPr>
+            <w:r/>
+            <w:r>
+              <w:rPr>
+                <w:rFonts w:ascii="Times New Roman" w:hAnsi="Times New Roman" w:eastAsia="楷体"/>
+                <w:b w:val="0"/>
+                <w:color w:val="000000"/>
+                <w:sz w:val="18"/>
+              </w:rPr>
+              <w:t>170.60</w:t>
+            </w:r>
+          </w:p>
+        </w:tc>
+        <w:tc>
+          <w:tcPr>
+            <w:tcW w:type="dxa" w:w="1344"/>
+            <w:vAlign w:val="center"/>
+            <w:tcBorders>
+              <w:top w:val="single" w:sz="4" w:color="A6A6A6"/>
+              <w:left w:val="single" w:sz="4" w:color="A6A6A6"/>
+              <w:bottom w:val="single" w:sz="4" w:color="A6A6A6"/>
+              <w:right w:val="single" w:sz="4" w:color="A6A6A6"/>
+            </w:tcBorders>
+          </w:tcPr>
+          <w:p>
+            <w:pPr>
+              <w:spacing w:before="0" w:after="0" w:line="276" w:lineRule="auto"/>
+              <w:ind w:firstLine="0"/>
+              <w:jc w:val="center"/>
+            </w:pPr>
+            <w:r/>
+            <w:r>
+              <w:rPr>
+                <w:rFonts w:ascii="Times New Roman" w:hAnsi="Times New Roman" w:eastAsia="楷体"/>
+                <w:b w:val="0"/>
+                <w:color w:val="000000"/>
+                <w:sz w:val="18"/>
+              </w:rPr>
+              <w:t>318.40</w:t>
+            </w:r>
+          </w:p>
+        </w:tc>
+      </w:tr>
+      <w:tr>
+        <w:tc>
+          <w:tcPr>
+            <w:tcW w:type="dxa" w:w="1344"/>
+            <w:vAlign w:val="center"/>
+            <w:tcBorders>
+              <w:top w:val="single" w:sz="4" w:color="A6A6A6"/>
+              <w:left w:val="single" w:sz="4" w:color="A6A6A6"/>
+              <w:bottom w:val="single" w:sz="4" w:color="A6A6A6"/>
+              <w:right w:val="single" w:sz="4" w:color="A6A6A6"/>
+            </w:tcBorders>
+          </w:tcPr>
+          <w:p>
+            <w:pPr>
+              <w:spacing w:before="0" w:after="0" w:line="276" w:lineRule="auto"/>
+              <w:ind w:firstLine="0"/>
+              <w:jc w:val="left"/>
+            </w:pPr>
+            <w:r/>
+            <w:r>
+              <w:rPr>
+                <w:rFonts w:ascii="Times New Roman" w:hAnsi="Times New Roman" w:eastAsia="楷体"/>
+                <w:b w:val="0"/>
+                <w:color w:val="000000"/>
+                <w:sz w:val="18"/>
+              </w:rPr>
+              <w:t>龙岩市</w:t>
+            </w:r>
+          </w:p>
+        </w:tc>
+        <w:tc>
+          <w:tcPr>
+            <w:tcW w:type="dxa" w:w="1344"/>
+            <w:vAlign w:val="center"/>
+            <w:tcBorders>
+              <w:top w:val="single" w:sz="4" w:color="A6A6A6"/>
+              <w:left w:val="single" w:sz="4" w:color="A6A6A6"/>
+              <w:bottom w:val="single" w:sz="4" w:color="A6A6A6"/>
+              <w:right w:val="single" w:sz="4" w:color="A6A6A6"/>
+            </w:tcBorders>
+          </w:tcPr>
+          <w:p>
+            <w:pPr>
+              <w:spacing w:before="0" w:after="0" w:line="276" w:lineRule="auto"/>
+              <w:ind w:firstLine="0"/>
+              <w:jc w:val="center"/>
+            </w:pPr>
+            <w:r/>
+            <w:r>
+              <w:rPr>
+                <w:rFonts w:ascii="Times New Roman" w:hAnsi="Times New Roman" w:eastAsia="楷体"/>
+                <w:b w:val="0"/>
+                <w:color w:val="000000"/>
+                <w:sz w:val="18"/>
+              </w:rPr>
+              <w:t>3,578.55</w:t>
+            </w:r>
+          </w:p>
+        </w:tc>
+        <w:tc>
+          <w:tcPr>
+            <w:tcW w:type="dxa" w:w="1344"/>
+            <w:vAlign w:val="center"/>
+            <w:tcBorders>
+              <w:top w:val="single" w:sz="4" w:color="A6A6A6"/>
+              <w:left w:val="single" w:sz="4" w:color="A6A6A6"/>
+              <w:bottom w:val="single" w:sz="4" w:color="A6A6A6"/>
+              <w:right w:val="single" w:sz="4" w:color="A6A6A6"/>
+            </w:tcBorders>
+          </w:tcPr>
+          <w:p>
+            <w:pPr>
+              <w:spacing w:before="0" w:after="0" w:line="276" w:lineRule="auto"/>
+              <w:ind w:firstLine="0"/>
+              <w:jc w:val="center"/>
+            </w:pPr>
+            <w:r/>
+            <w:r>
+              <w:rPr>
+                <w:rFonts w:ascii="Times New Roman" w:hAnsi="Times New Roman" w:eastAsia="楷体"/>
+                <w:b w:val="0"/>
+                <w:color w:val="000000"/>
+                <w:sz w:val="18"/>
+              </w:rPr>
+              <w:t>13.36</w:t>
+            </w:r>
+          </w:p>
+        </w:tc>
+        <w:tc>
+          <w:tcPr>
+            <w:tcW w:type="dxa" w:w="1344"/>
+            <w:vAlign w:val="center"/>
+            <w:tcBorders>
+              <w:top w:val="single" w:sz="4" w:color="A6A6A6"/>
+              <w:left w:val="single" w:sz="4" w:color="A6A6A6"/>
+              <w:bottom w:val="single" w:sz="4" w:color="A6A6A6"/>
+              <w:right w:val="single" w:sz="4" w:color="A6A6A6"/>
+            </w:tcBorders>
+          </w:tcPr>
+          <w:p>
+            <w:pPr>
+              <w:spacing w:before="0" w:after="0" w:line="276" w:lineRule="auto"/>
+              <w:ind w:firstLine="0"/>
+              <w:jc w:val="center"/>
+            </w:pPr>
+            <w:r/>
+            <w:r>
+              <w:rPr>
+                <w:rFonts w:ascii="Times New Roman" w:hAnsi="Times New Roman" w:eastAsia="楷体"/>
+                <w:b w:val="0"/>
+                <w:color w:val="000000"/>
+                <w:sz w:val="18"/>
+              </w:rPr>
+              <w:t>4.50%</w:t>
+            </w:r>
+          </w:p>
+        </w:tc>
+        <w:tc>
+          <w:tcPr>
+            <w:tcW w:type="dxa" w:w="1344"/>
+            <w:vAlign w:val="center"/>
+            <w:tcBorders>
+              <w:top w:val="single" w:sz="4" w:color="A6A6A6"/>
+              <w:left w:val="single" w:sz="4" w:color="A6A6A6"/>
+              <w:bottom w:val="single" w:sz="4" w:color="A6A6A6"/>
+              <w:right w:val="single" w:sz="4" w:color="A6A6A6"/>
+            </w:tcBorders>
+          </w:tcPr>
+          <w:p>
+            <w:pPr>
+              <w:spacing w:before="0" w:after="0" w:line="276" w:lineRule="auto"/>
+              <w:ind w:firstLine="0"/>
+              <w:jc w:val="center"/>
+            </w:pPr>
+            <w:r/>
+            <w:r>
+              <w:rPr>
+                <w:rFonts w:ascii="Times New Roman" w:hAnsi="Times New Roman" w:eastAsia="楷体"/>
+                <w:b w:val="0"/>
+                <w:color w:val="000000"/>
+                <w:sz w:val="18"/>
+              </w:rPr>
+              <w:t>9:41.3:49.7</w:t>
+            </w:r>
+          </w:p>
+        </w:tc>
+        <w:tc>
+          <w:tcPr>
+            <w:tcW w:type="dxa" w:w="1344"/>
+            <w:vAlign w:val="center"/>
+            <w:tcBorders>
+              <w:top w:val="single" w:sz="4" w:color="A6A6A6"/>
+              <w:left w:val="single" w:sz="4" w:color="A6A6A6"/>
+              <w:bottom w:val="single" w:sz="4" w:color="A6A6A6"/>
+              <w:right w:val="single" w:sz="4" w:color="A6A6A6"/>
+            </w:tcBorders>
+          </w:tcPr>
+          <w:p>
+            <w:pPr>
+              <w:spacing w:before="0" w:after="0" w:line="276" w:lineRule="auto"/>
+              <w:ind w:firstLine="0"/>
+              <w:jc w:val="center"/>
+            </w:pPr>
+            <w:r/>
+            <w:r>
+              <w:rPr>
+                <w:rFonts w:ascii="Times New Roman" w:hAnsi="Times New Roman" w:eastAsia="楷体"/>
+                <w:b w:val="0"/>
+                <w:color w:val="000000"/>
+                <w:sz w:val="18"/>
+              </w:rPr>
+              <w:t>181.37</w:t>
+            </w:r>
+          </w:p>
+        </w:tc>
+        <w:tc>
+          <w:tcPr>
+            <w:tcW w:type="dxa" w:w="1344"/>
+            <w:vAlign w:val="center"/>
+            <w:tcBorders>
+              <w:top w:val="single" w:sz="4" w:color="A6A6A6"/>
+              <w:left w:val="single" w:sz="4" w:color="A6A6A6"/>
+              <w:bottom w:val="single" w:sz="4" w:color="A6A6A6"/>
+              <w:right w:val="single" w:sz="4" w:color="A6A6A6"/>
+            </w:tcBorders>
+          </w:tcPr>
+          <w:p>
+            <w:pPr>
+              <w:spacing w:before="0" w:after="0" w:line="276" w:lineRule="auto"/>
+              <w:ind w:firstLine="0"/>
+              <w:jc w:val="center"/>
+            </w:pPr>
+            <w:r/>
+            <w:r>
+              <w:rPr>
+                <w:rFonts w:ascii="Times New Roman" w:hAnsi="Times New Roman" w:eastAsia="楷体"/>
+                <w:b w:val="0"/>
+                <w:color w:val="000000"/>
+                <w:sz w:val="18"/>
+              </w:rPr>
+              <w:t>266.80</w:t>
+            </w:r>
+          </w:p>
+        </w:tc>
+      </w:tr>
+      <w:tr>
+        <w:tc>
+          <w:tcPr>
+            <w:tcW w:type="dxa" w:w="1344"/>
+            <w:vAlign w:val="center"/>
+            <w:tcBorders>
+              <w:top w:val="single" w:sz="4" w:color="A6A6A6"/>
+              <w:left w:val="single" w:sz="4" w:color="A6A6A6"/>
+              <w:bottom w:val="single" w:sz="4" w:color="A6A6A6"/>
+              <w:right w:val="single" w:sz="4" w:color="A6A6A6"/>
+            </w:tcBorders>
+          </w:tcPr>
+          <w:p>
+            <w:pPr>
+              <w:spacing w:before="0" w:after="0" w:line="276" w:lineRule="auto"/>
+              <w:ind w:firstLine="0"/>
+              <w:jc w:val="left"/>
+            </w:pPr>
+            <w:r/>
+            <w:r>
+              <w:rPr>
+                <w:rFonts w:ascii="Times New Roman" w:hAnsi="Times New Roman" w:eastAsia="楷体"/>
+                <w:b w:val="0"/>
+                <w:color w:val="000000"/>
+                <w:sz w:val="18"/>
+              </w:rPr>
+              <w:t>三明市</w:t>
+            </w:r>
+          </w:p>
+        </w:tc>
+        <w:tc>
+          <w:tcPr>
+            <w:tcW w:type="dxa" w:w="1344"/>
+            <w:vAlign w:val="center"/>
+            <w:tcBorders>
+              <w:top w:val="single" w:sz="4" w:color="A6A6A6"/>
+              <w:left w:val="single" w:sz="4" w:color="A6A6A6"/>
+              <w:bottom w:val="single" w:sz="4" w:color="A6A6A6"/>
+              <w:right w:val="single" w:sz="4" w:color="A6A6A6"/>
+            </w:tcBorders>
+          </w:tcPr>
+          <w:p>
+            <w:pPr>
+              <w:spacing w:before="0" w:after="0" w:line="276" w:lineRule="auto"/>
+              <w:ind w:firstLine="0"/>
+              <w:jc w:val="center"/>
+            </w:pPr>
+            <w:r/>
+            <w:r>
+              <w:rPr>
+                <w:rFonts w:ascii="Times New Roman" w:hAnsi="Times New Roman" w:eastAsia="楷体"/>
+                <w:b w:val="0"/>
+                <w:color w:val="000000"/>
+                <w:sz w:val="18"/>
+              </w:rPr>
+              <w:t>2,511.98</w:t>
+            </w:r>
+          </w:p>
+        </w:tc>
+        <w:tc>
+          <w:tcPr>
+            <w:tcW w:type="dxa" w:w="1344"/>
+            <w:vAlign w:val="center"/>
+            <w:tcBorders>
+              <w:top w:val="single" w:sz="4" w:color="A6A6A6"/>
+              <w:left w:val="single" w:sz="4" w:color="A6A6A6"/>
+              <w:bottom w:val="single" w:sz="4" w:color="A6A6A6"/>
+              <w:right w:val="single" w:sz="4" w:color="A6A6A6"/>
+            </w:tcBorders>
+          </w:tcPr>
+          <w:p>
+            <w:pPr>
+              <w:spacing w:before="0" w:after="0" w:line="276" w:lineRule="auto"/>
+              <w:ind w:firstLine="0"/>
+              <w:jc w:val="center"/>
+            </w:pPr>
+            <w:r/>
+            <w:r>
+              <w:rPr>
+                <w:rFonts w:ascii="Times New Roman" w:hAnsi="Times New Roman" w:eastAsia="楷体"/>
+                <w:b w:val="0"/>
+                <w:color w:val="000000"/>
+                <w:sz w:val="18"/>
+              </w:rPr>
+              <w:t>12.50</w:t>
+            </w:r>
+          </w:p>
+        </w:tc>
+        <w:tc>
+          <w:tcPr>
+            <w:tcW w:type="dxa" w:w="1344"/>
+            <w:vAlign w:val="center"/>
+            <w:tcBorders>
+              <w:top w:val="single" w:sz="4" w:color="A6A6A6"/>
+              <w:left w:val="single" w:sz="4" w:color="A6A6A6"/>
+              <w:bottom w:val="single" w:sz="4" w:color="A6A6A6"/>
+              <w:right w:val="single" w:sz="4" w:color="A6A6A6"/>
+            </w:tcBorders>
+          </w:tcPr>
+          <w:p>
+            <w:pPr>
+              <w:spacing w:before="0" w:after="0" w:line="276" w:lineRule="auto"/>
+              <w:ind w:firstLine="0"/>
+              <w:jc w:val="center"/>
+            </w:pPr>
+            <w:r/>
+            <w:r>
+              <w:rPr>
+                <w:rFonts w:ascii="Times New Roman" w:hAnsi="Times New Roman" w:eastAsia="楷体"/>
+                <w:b w:val="0"/>
+                <w:color w:val="000000"/>
+                <w:sz w:val="18"/>
+              </w:rPr>
+              <w:t>-4.30%</w:t>
+            </w:r>
+          </w:p>
+        </w:tc>
+        <w:tc>
+          <w:tcPr>
+            <w:tcW w:type="dxa" w:w="1344"/>
+            <w:vAlign w:val="center"/>
+            <w:tcBorders>
+              <w:top w:val="single" w:sz="4" w:color="A6A6A6"/>
+              <w:left w:val="single" w:sz="4" w:color="A6A6A6"/>
+              <w:bottom w:val="single" w:sz="4" w:color="A6A6A6"/>
+              <w:right w:val="single" w:sz="4" w:color="A6A6A6"/>
+            </w:tcBorders>
+          </w:tcPr>
+          <w:p>
+            <w:pPr>
+              <w:spacing w:before="0" w:after="0" w:line="276" w:lineRule="auto"/>
+              <w:ind w:firstLine="0"/>
+              <w:jc w:val="center"/>
+            </w:pPr>
+            <w:r/>
+            <w:r>
+              <w:rPr>
+                <w:rFonts w:ascii="Times New Roman" w:hAnsi="Times New Roman" w:eastAsia="楷体"/>
+                <w:b w:val="0"/>
+                <w:color w:val="000000"/>
+                <w:sz w:val="18"/>
+              </w:rPr>
+              <w:t xml:space="preserve"> </w:t>
+            </w:r>
+          </w:p>
+        </w:tc>
+        <w:tc>
+          <w:tcPr>
+            <w:tcW w:type="dxa" w:w="1344"/>
+            <w:vAlign w:val="center"/>
+            <w:tcBorders>
+              <w:top w:val="single" w:sz="4" w:color="A6A6A6"/>
+              <w:left w:val="single" w:sz="4" w:color="A6A6A6"/>
+              <w:bottom w:val="single" w:sz="4" w:color="A6A6A6"/>
+              <w:right w:val="single" w:sz="4" w:color="A6A6A6"/>
+            </w:tcBorders>
+          </w:tcPr>
+          <w:p>
+            <w:pPr>
+              <w:spacing w:before="0" w:after="0" w:line="276" w:lineRule="auto"/>
+              <w:ind w:firstLine="0"/>
+              <w:jc w:val="center"/>
+            </w:pPr>
+            <w:r/>
+            <w:r>
+              <w:rPr>
+                <w:rFonts w:ascii="Times New Roman" w:hAnsi="Times New Roman" w:eastAsia="楷体"/>
+                <w:b w:val="0"/>
+                <w:color w:val="000000"/>
+                <w:sz w:val="18"/>
+              </w:rPr>
+              <w:t>120.12</w:t>
             </w:r>
           </w:p>
         </w:tc>
@@ -977,7 +2002,7 @@
                 <w:color w:val="000000"/>
                 <w:sz w:val="18"/>
               </w:rPr>
-              <w:t>松原市</w:t>
+              <w:t>南平市</w:t>
             </w:r>
           </w:p>
         </w:tc>
@@ -1006,7 +2031,7 @@
                 <w:color w:val="000000"/>
                 <w:sz w:val="18"/>
               </w:rPr>
-              <w:t>1,030.60</w:t>
+              <w:t>2,189.73</w:t>
             </w:r>
           </w:p>
         </w:tc>
@@ -1035,7 +2060,7 @@
                 <w:color w:val="000000"/>
                 <w:sz w:val="18"/>
               </w:rPr>
-              <w:t>—</w:t>
+              <w:t>8.38</w:t>
             </w:r>
           </w:p>
         </w:tc>
@@ -1064,7 +2089,7 @@
                 <w:color w:val="000000"/>
                 <w:sz w:val="18"/>
               </w:rPr>
-              <w:t>4.20%</w:t>
+              <w:t>5.00%</w:t>
             </w:r>
           </w:p>
         </w:tc>
@@ -1093,7 +2118,7 @@
                 <w:color w:val="000000"/>
                 <w:sz w:val="18"/>
               </w:rPr>
-              <w:t xml:space="preserve"> </w:t>
+              <w:t>18.4:32.4:49.2</w:t>
             </w:r>
           </w:p>
         </w:tc>
@@ -1122,7 +2147,7 @@
                 <w:color w:val="000000"/>
                 <w:sz w:val="18"/>
               </w:rPr>
-              <w:t>—</w:t>
+              <w:t>119.21</w:t>
             </w:r>
           </w:p>
         </w:tc>
@@ -1151,1032 +2176,7 @@
                 <w:color w:val="000000"/>
                 <w:sz w:val="18"/>
               </w:rPr>
-              <w:t>—</w:t>
-            </w:r>
-          </w:p>
-        </w:tc>
-      </w:tr>
-      <w:tr>
-        <w:tc>
-          <w:tcPr>
-            <w:tcW w:type="dxa" w:w="1344"/>
-            <w:vAlign w:val="center"/>
-            <w:tcBorders>
-              <w:top w:val="single" w:sz="4" w:color="A6A6A6"/>
-              <w:left w:val="single" w:sz="4" w:color="A6A6A6"/>
-              <w:bottom w:val="single" w:sz="4" w:color="A6A6A6"/>
-              <w:right w:val="single" w:sz="4" w:color="A6A6A6"/>
-            </w:tcBorders>
-          </w:tcPr>
-          <w:p>
-            <w:pPr>
-              <w:spacing w:before="0" w:after="0" w:line="276" w:lineRule="auto"/>
-              <w:ind w:firstLine="0"/>
-              <w:jc w:val="left"/>
-            </w:pPr>
-            <w:r/>
-            <w:r>
-              <w:rPr>
-                <w:rFonts w:ascii="Times New Roman" w:hAnsi="Times New Roman" w:eastAsia="楷体"/>
-                <w:b w:val="0"/>
-                <w:color w:val="000000"/>
-                <w:sz w:val="18"/>
-              </w:rPr>
-              <w:t>白城市</w:t>
-            </w:r>
-          </w:p>
-        </w:tc>
-        <w:tc>
-          <w:tcPr>
-            <w:tcW w:type="dxa" w:w="1344"/>
-            <w:vAlign w:val="center"/>
-            <w:tcBorders>
-              <w:top w:val="single" w:sz="4" w:color="A6A6A6"/>
-              <w:left w:val="single" w:sz="4" w:color="A6A6A6"/>
-              <w:bottom w:val="single" w:sz="4" w:color="A6A6A6"/>
-              <w:right w:val="single" w:sz="4" w:color="A6A6A6"/>
-            </w:tcBorders>
-          </w:tcPr>
-          <w:p>
-            <w:pPr>
-              <w:spacing w:before="0" w:after="0" w:line="276" w:lineRule="auto"/>
-              <w:ind w:firstLine="0"/>
-              <w:jc w:val="center"/>
-            </w:pPr>
-            <w:r/>
-            <w:r>
-              <w:rPr>
-                <w:rFonts w:ascii="Times New Roman" w:hAnsi="Times New Roman" w:eastAsia="楷体"/>
-                <w:b w:val="0"/>
-                <w:color w:val="000000"/>
-                <w:sz w:val="18"/>
-              </w:rPr>
-              <w:t>626.52</w:t>
-            </w:r>
-          </w:p>
-        </w:tc>
-        <w:tc>
-          <w:tcPr>
-            <w:tcW w:type="dxa" w:w="1344"/>
-            <w:vAlign w:val="center"/>
-            <w:tcBorders>
-              <w:top w:val="single" w:sz="4" w:color="A6A6A6"/>
-              <w:left w:val="single" w:sz="4" w:color="A6A6A6"/>
-              <w:bottom w:val="single" w:sz="4" w:color="A6A6A6"/>
-              <w:right w:val="single" w:sz="4" w:color="A6A6A6"/>
-            </w:tcBorders>
-          </w:tcPr>
-          <w:p>
-            <w:pPr>
-              <w:spacing w:before="0" w:after="0" w:line="276" w:lineRule="auto"/>
-              <w:ind w:firstLine="0"/>
-              <w:jc w:val="center"/>
-            </w:pPr>
-            <w:r/>
-            <w:r>
-              <w:rPr>
-                <w:rFonts w:ascii="Times New Roman" w:hAnsi="Times New Roman" w:eastAsia="楷体"/>
-                <w:b w:val="0"/>
-                <w:color w:val="000000"/>
-                <w:sz w:val="18"/>
-              </w:rPr>
-              <w:t>—</w:t>
-            </w:r>
-          </w:p>
-        </w:tc>
-        <w:tc>
-          <w:tcPr>
-            <w:tcW w:type="dxa" w:w="1344"/>
-            <w:vAlign w:val="center"/>
-            <w:tcBorders>
-              <w:top w:val="single" w:sz="4" w:color="A6A6A6"/>
-              <w:left w:val="single" w:sz="4" w:color="A6A6A6"/>
-              <w:bottom w:val="single" w:sz="4" w:color="A6A6A6"/>
-              <w:right w:val="single" w:sz="4" w:color="A6A6A6"/>
-            </w:tcBorders>
-          </w:tcPr>
-          <w:p>
-            <w:pPr>
-              <w:spacing w:before="0" w:after="0" w:line="276" w:lineRule="auto"/>
-              <w:ind w:firstLine="0"/>
-              <w:jc w:val="center"/>
-            </w:pPr>
-            <w:r/>
-            <w:r>
-              <w:rPr>
-                <w:rFonts w:ascii="Times New Roman" w:hAnsi="Times New Roman" w:eastAsia="楷体"/>
-                <w:b w:val="0"/>
-                <w:color w:val="000000"/>
-                <w:sz w:val="18"/>
-              </w:rPr>
-              <w:t>4.40%</w:t>
-            </w:r>
-          </w:p>
-        </w:tc>
-        <w:tc>
-          <w:tcPr>
-            <w:tcW w:type="dxa" w:w="1344"/>
-            <w:vAlign w:val="center"/>
-            <w:tcBorders>
-              <w:top w:val="single" w:sz="4" w:color="A6A6A6"/>
-              <w:left w:val="single" w:sz="4" w:color="A6A6A6"/>
-              <w:bottom w:val="single" w:sz="4" w:color="A6A6A6"/>
-              <w:right w:val="single" w:sz="4" w:color="A6A6A6"/>
-            </w:tcBorders>
-          </w:tcPr>
-          <w:p>
-            <w:pPr>
-              <w:spacing w:before="0" w:after="0" w:line="276" w:lineRule="auto"/>
-              <w:ind w:firstLine="0"/>
-              <w:jc w:val="center"/>
-            </w:pPr>
-            <w:r/>
-            <w:r>
-              <w:rPr>
-                <w:rFonts w:ascii="Times New Roman" w:hAnsi="Times New Roman" w:eastAsia="楷体"/>
-                <w:b w:val="0"/>
-                <w:color w:val="000000"/>
-                <w:sz w:val="18"/>
-              </w:rPr>
-              <w:t xml:space="preserve"> </w:t>
-            </w:r>
-          </w:p>
-        </w:tc>
-        <w:tc>
-          <w:tcPr>
-            <w:tcW w:type="dxa" w:w="1344"/>
-            <w:vAlign w:val="center"/>
-            <w:tcBorders>
-              <w:top w:val="single" w:sz="4" w:color="A6A6A6"/>
-              <w:left w:val="single" w:sz="4" w:color="A6A6A6"/>
-              <w:bottom w:val="single" w:sz="4" w:color="A6A6A6"/>
-              <w:right w:val="single" w:sz="4" w:color="A6A6A6"/>
-            </w:tcBorders>
-          </w:tcPr>
-          <w:p>
-            <w:pPr>
-              <w:spacing w:before="0" w:after="0" w:line="276" w:lineRule="auto"/>
-              <w:ind w:firstLine="0"/>
-              <w:jc w:val="center"/>
-            </w:pPr>
-            <w:r/>
-            <w:r>
-              <w:rPr>
-                <w:rFonts w:ascii="Times New Roman" w:hAnsi="Times New Roman" w:eastAsia="楷体"/>
-                <w:b w:val="0"/>
-                <w:color w:val="000000"/>
-                <w:sz w:val="18"/>
-              </w:rPr>
-              <w:t>44.36</w:t>
-            </w:r>
-          </w:p>
-        </w:tc>
-        <w:tc>
-          <w:tcPr>
-            <w:tcW w:type="dxa" w:w="1344"/>
-            <w:vAlign w:val="center"/>
-            <w:tcBorders>
-              <w:top w:val="single" w:sz="4" w:color="A6A6A6"/>
-              <w:left w:val="single" w:sz="4" w:color="A6A6A6"/>
-              <w:bottom w:val="single" w:sz="4" w:color="A6A6A6"/>
-              <w:right w:val="single" w:sz="4" w:color="A6A6A6"/>
-            </w:tcBorders>
-          </w:tcPr>
-          <w:p>
-            <w:pPr>
-              <w:spacing w:before="0" w:after="0" w:line="276" w:lineRule="auto"/>
-              <w:ind w:firstLine="0"/>
-              <w:jc w:val="center"/>
-            </w:pPr>
-            <w:r/>
-            <w:r>
-              <w:rPr>
-                <w:rFonts w:ascii="Times New Roman" w:hAnsi="Times New Roman" w:eastAsia="楷体"/>
-                <w:b w:val="0"/>
-                <w:color w:val="000000"/>
-                <w:sz w:val="18"/>
-              </w:rPr>
-              <w:t>—</w:t>
-            </w:r>
-          </w:p>
-        </w:tc>
-      </w:tr>
-      <w:tr>
-        <w:tc>
-          <w:tcPr>
-            <w:tcW w:type="dxa" w:w="1344"/>
-            <w:vAlign w:val="center"/>
-            <w:tcBorders>
-              <w:top w:val="single" w:sz="4" w:color="A6A6A6"/>
-              <w:left w:val="single" w:sz="4" w:color="A6A6A6"/>
-              <w:bottom w:val="single" w:sz="4" w:color="A6A6A6"/>
-              <w:right w:val="single" w:sz="4" w:color="A6A6A6"/>
-            </w:tcBorders>
-          </w:tcPr>
-          <w:p>
-            <w:pPr>
-              <w:spacing w:before="0" w:after="0" w:line="276" w:lineRule="auto"/>
-              <w:ind w:firstLine="0"/>
-              <w:jc w:val="left"/>
-            </w:pPr>
-            <w:r/>
-            <w:r>
-              <w:rPr>
-                <w:rFonts w:ascii="Times New Roman" w:hAnsi="Times New Roman" w:eastAsia="楷体"/>
-                <w:b w:val="0"/>
-                <w:color w:val="000000"/>
-                <w:sz w:val="18"/>
-              </w:rPr>
-              <w:t>四平市</w:t>
-            </w:r>
-          </w:p>
-        </w:tc>
-        <w:tc>
-          <w:tcPr>
-            <w:tcW w:type="dxa" w:w="1344"/>
-            <w:vAlign w:val="center"/>
-            <w:tcBorders>
-              <w:top w:val="single" w:sz="4" w:color="A6A6A6"/>
-              <w:left w:val="single" w:sz="4" w:color="A6A6A6"/>
-              <w:bottom w:val="single" w:sz="4" w:color="A6A6A6"/>
-              <w:right w:val="single" w:sz="4" w:color="A6A6A6"/>
-            </w:tcBorders>
-          </w:tcPr>
-          <w:p>
-            <w:pPr>
-              <w:spacing w:before="0" w:after="0" w:line="276" w:lineRule="auto"/>
-              <w:ind w:firstLine="0"/>
-              <w:jc w:val="center"/>
-            </w:pPr>
-            <w:r/>
-            <w:r>
-              <w:rPr>
-                <w:rFonts w:ascii="Times New Roman" w:hAnsi="Times New Roman" w:eastAsia="楷体"/>
-                <w:b w:val="0"/>
-                <w:color w:val="000000"/>
-                <w:sz w:val="18"/>
-              </w:rPr>
-              <w:t>601.57</w:t>
-            </w:r>
-          </w:p>
-        </w:tc>
-        <w:tc>
-          <w:tcPr>
-            <w:tcW w:type="dxa" w:w="1344"/>
-            <w:vAlign w:val="center"/>
-            <w:tcBorders>
-              <w:top w:val="single" w:sz="4" w:color="A6A6A6"/>
-              <w:left w:val="single" w:sz="4" w:color="A6A6A6"/>
-              <w:bottom w:val="single" w:sz="4" w:color="A6A6A6"/>
-              <w:right w:val="single" w:sz="4" w:color="A6A6A6"/>
-            </w:tcBorders>
-          </w:tcPr>
-          <w:p>
-            <w:pPr>
-              <w:spacing w:before="0" w:after="0" w:line="276" w:lineRule="auto"/>
-              <w:ind w:firstLine="0"/>
-              <w:jc w:val="center"/>
-            </w:pPr>
-            <w:r/>
-            <w:r>
-              <w:rPr>
-                <w:rFonts w:ascii="Times New Roman" w:hAnsi="Times New Roman" w:eastAsia="楷体"/>
-                <w:b w:val="0"/>
-                <w:color w:val="000000"/>
-                <w:sz w:val="18"/>
-              </w:rPr>
-              <w:t>—</w:t>
-            </w:r>
-          </w:p>
-        </w:tc>
-        <w:tc>
-          <w:tcPr>
-            <w:tcW w:type="dxa" w:w="1344"/>
-            <w:vAlign w:val="center"/>
-            <w:tcBorders>
-              <w:top w:val="single" w:sz="4" w:color="A6A6A6"/>
-              <w:left w:val="single" w:sz="4" w:color="A6A6A6"/>
-              <w:bottom w:val="single" w:sz="4" w:color="A6A6A6"/>
-              <w:right w:val="single" w:sz="4" w:color="A6A6A6"/>
-            </w:tcBorders>
-          </w:tcPr>
-          <w:p>
-            <w:pPr>
-              <w:spacing w:before="0" w:after="0" w:line="276" w:lineRule="auto"/>
-              <w:ind w:firstLine="0"/>
-              <w:jc w:val="center"/>
-            </w:pPr>
-            <w:r/>
-            <w:r>
-              <w:rPr>
-                <w:rFonts w:ascii="Times New Roman" w:hAnsi="Times New Roman" w:eastAsia="楷体"/>
-                <w:b w:val="0"/>
-                <w:color w:val="000000"/>
-                <w:sz w:val="18"/>
-              </w:rPr>
-              <w:t>4.60%</w:t>
-            </w:r>
-          </w:p>
-        </w:tc>
-        <w:tc>
-          <w:tcPr>
-            <w:tcW w:type="dxa" w:w="1344"/>
-            <w:vAlign w:val="center"/>
-            <w:tcBorders>
-              <w:top w:val="single" w:sz="4" w:color="A6A6A6"/>
-              <w:left w:val="single" w:sz="4" w:color="A6A6A6"/>
-              <w:bottom w:val="single" w:sz="4" w:color="A6A6A6"/>
-              <w:right w:val="single" w:sz="4" w:color="A6A6A6"/>
-            </w:tcBorders>
-          </w:tcPr>
-          <w:p>
-            <w:pPr>
-              <w:spacing w:before="0" w:after="0" w:line="276" w:lineRule="auto"/>
-              <w:ind w:firstLine="0"/>
-              <w:jc w:val="center"/>
-            </w:pPr>
-            <w:r/>
-            <w:r>
-              <w:rPr>
-                <w:rFonts w:ascii="Times New Roman" w:hAnsi="Times New Roman" w:eastAsia="楷体"/>
-                <w:b w:val="0"/>
-                <w:color w:val="000000"/>
-                <w:sz w:val="18"/>
-              </w:rPr>
-              <w:t xml:space="preserve"> </w:t>
-            </w:r>
-          </w:p>
-        </w:tc>
-        <w:tc>
-          <w:tcPr>
-            <w:tcW w:type="dxa" w:w="1344"/>
-            <w:vAlign w:val="center"/>
-            <w:tcBorders>
-              <w:top w:val="single" w:sz="4" w:color="A6A6A6"/>
-              <w:left w:val="single" w:sz="4" w:color="A6A6A6"/>
-              <w:bottom w:val="single" w:sz="4" w:color="A6A6A6"/>
-              <w:right w:val="single" w:sz="4" w:color="A6A6A6"/>
-            </w:tcBorders>
-          </w:tcPr>
-          <w:p>
-            <w:pPr>
-              <w:spacing w:before="0" w:after="0" w:line="276" w:lineRule="auto"/>
-              <w:ind w:firstLine="0"/>
-              <w:jc w:val="center"/>
-            </w:pPr>
-            <w:r/>
-            <w:r>
-              <w:rPr>
-                <w:rFonts w:ascii="Times New Roman" w:hAnsi="Times New Roman" w:eastAsia="楷体"/>
-                <w:b w:val="0"/>
-                <w:color w:val="000000"/>
-                <w:sz w:val="18"/>
-              </w:rPr>
-              <w:t>—</w:t>
-            </w:r>
-          </w:p>
-        </w:tc>
-        <w:tc>
-          <w:tcPr>
-            <w:tcW w:type="dxa" w:w="1344"/>
-            <w:vAlign w:val="center"/>
-            <w:tcBorders>
-              <w:top w:val="single" w:sz="4" w:color="A6A6A6"/>
-              <w:left w:val="single" w:sz="4" w:color="A6A6A6"/>
-              <w:bottom w:val="single" w:sz="4" w:color="A6A6A6"/>
-              <w:right w:val="single" w:sz="4" w:color="A6A6A6"/>
-            </w:tcBorders>
-          </w:tcPr>
-          <w:p>
-            <w:pPr>
-              <w:spacing w:before="0" w:after="0" w:line="276" w:lineRule="auto"/>
-              <w:ind w:firstLine="0"/>
-              <w:jc w:val="center"/>
-            </w:pPr>
-            <w:r/>
-            <w:r>
-              <w:rPr>
-                <w:rFonts w:ascii="Times New Roman" w:hAnsi="Times New Roman" w:eastAsia="楷体"/>
-                <w:b w:val="0"/>
-                <w:color w:val="000000"/>
-                <w:sz w:val="18"/>
-              </w:rPr>
-              <w:t>—</w:t>
-            </w:r>
-          </w:p>
-        </w:tc>
-      </w:tr>
-      <w:tr>
-        <w:tc>
-          <w:tcPr>
-            <w:tcW w:type="dxa" w:w="1344"/>
-            <w:vAlign w:val="center"/>
-            <w:tcBorders>
-              <w:top w:val="single" w:sz="4" w:color="A6A6A6"/>
-              <w:left w:val="single" w:sz="4" w:color="A6A6A6"/>
-              <w:bottom w:val="single" w:sz="4" w:color="A6A6A6"/>
-              <w:right w:val="single" w:sz="4" w:color="A6A6A6"/>
-            </w:tcBorders>
-          </w:tcPr>
-          <w:p>
-            <w:pPr>
-              <w:spacing w:before="0" w:after="0" w:line="276" w:lineRule="auto"/>
-              <w:ind w:firstLine="0"/>
-              <w:jc w:val="left"/>
-            </w:pPr>
-            <w:r/>
-            <w:r>
-              <w:rPr>
-                <w:rFonts w:ascii="Times New Roman" w:hAnsi="Times New Roman" w:eastAsia="楷体"/>
-                <w:b w:val="0"/>
-                <w:color w:val="000000"/>
-                <w:sz w:val="18"/>
-              </w:rPr>
-              <w:t>通化市</w:t>
-            </w:r>
-          </w:p>
-        </w:tc>
-        <w:tc>
-          <w:tcPr>
-            <w:tcW w:type="dxa" w:w="1344"/>
-            <w:vAlign w:val="center"/>
-            <w:tcBorders>
-              <w:top w:val="single" w:sz="4" w:color="A6A6A6"/>
-              <w:left w:val="single" w:sz="4" w:color="A6A6A6"/>
-              <w:bottom w:val="single" w:sz="4" w:color="A6A6A6"/>
-              <w:right w:val="single" w:sz="4" w:color="A6A6A6"/>
-            </w:tcBorders>
-          </w:tcPr>
-          <w:p>
-            <w:pPr>
-              <w:spacing w:before="0" w:after="0" w:line="276" w:lineRule="auto"/>
-              <w:ind w:firstLine="0"/>
-              <w:jc w:val="center"/>
-            </w:pPr>
-            <w:r/>
-            <w:r>
-              <w:rPr>
-                <w:rFonts w:ascii="Times New Roman" w:hAnsi="Times New Roman" w:eastAsia="楷体"/>
-                <w:b w:val="0"/>
-                <w:color w:val="000000"/>
-                <w:sz w:val="18"/>
-              </w:rPr>
-              <w:t>592.14</w:t>
-            </w:r>
-          </w:p>
-        </w:tc>
-        <w:tc>
-          <w:tcPr>
-            <w:tcW w:type="dxa" w:w="1344"/>
-            <w:vAlign w:val="center"/>
-            <w:tcBorders>
-              <w:top w:val="single" w:sz="4" w:color="A6A6A6"/>
-              <w:left w:val="single" w:sz="4" w:color="A6A6A6"/>
-              <w:bottom w:val="single" w:sz="4" w:color="A6A6A6"/>
-              <w:right w:val="single" w:sz="4" w:color="A6A6A6"/>
-            </w:tcBorders>
-          </w:tcPr>
-          <w:p>
-            <w:pPr>
-              <w:spacing w:before="0" w:after="0" w:line="276" w:lineRule="auto"/>
-              <w:ind w:firstLine="0"/>
-              <w:jc w:val="center"/>
-            </w:pPr>
-            <w:r/>
-            <w:r>
-              <w:rPr>
-                <w:rFonts w:ascii="Times New Roman" w:hAnsi="Times New Roman" w:eastAsia="楷体"/>
-                <w:b w:val="0"/>
-                <w:color w:val="000000"/>
-                <w:sz w:val="18"/>
-              </w:rPr>
-              <w:t>—</w:t>
-            </w:r>
-          </w:p>
-        </w:tc>
-        <w:tc>
-          <w:tcPr>
-            <w:tcW w:type="dxa" w:w="1344"/>
-            <w:vAlign w:val="center"/>
-            <w:tcBorders>
-              <w:top w:val="single" w:sz="4" w:color="A6A6A6"/>
-              <w:left w:val="single" w:sz="4" w:color="A6A6A6"/>
-              <w:bottom w:val="single" w:sz="4" w:color="A6A6A6"/>
-              <w:right w:val="single" w:sz="4" w:color="A6A6A6"/>
-            </w:tcBorders>
-          </w:tcPr>
-          <w:p>
-            <w:pPr>
-              <w:spacing w:before="0" w:after="0" w:line="276" w:lineRule="auto"/>
-              <w:ind w:firstLine="0"/>
-              <w:jc w:val="center"/>
-            </w:pPr>
-            <w:r/>
-            <w:r>
-              <w:rPr>
-                <w:rFonts w:ascii="Times New Roman" w:hAnsi="Times New Roman" w:eastAsia="楷体"/>
-                <w:b w:val="0"/>
-                <w:color w:val="000000"/>
-                <w:sz w:val="18"/>
-              </w:rPr>
-              <w:t>4.50%</w:t>
-            </w:r>
-          </w:p>
-        </w:tc>
-        <w:tc>
-          <w:tcPr>
-            <w:tcW w:type="dxa" w:w="1344"/>
-            <w:vAlign w:val="center"/>
-            <w:tcBorders>
-              <w:top w:val="single" w:sz="4" w:color="A6A6A6"/>
-              <w:left w:val="single" w:sz="4" w:color="A6A6A6"/>
-              <w:bottom w:val="single" w:sz="4" w:color="A6A6A6"/>
-              <w:right w:val="single" w:sz="4" w:color="A6A6A6"/>
-            </w:tcBorders>
-          </w:tcPr>
-          <w:p>
-            <w:pPr>
-              <w:spacing w:before="0" w:after="0" w:line="276" w:lineRule="auto"/>
-              <w:ind w:firstLine="0"/>
-              <w:jc w:val="center"/>
-            </w:pPr>
-            <w:r/>
-            <w:r>
-              <w:rPr>
-                <w:rFonts w:ascii="Times New Roman" w:hAnsi="Times New Roman" w:eastAsia="楷体"/>
-                <w:b w:val="0"/>
-                <w:color w:val="000000"/>
-                <w:sz w:val="18"/>
-              </w:rPr>
-              <w:t xml:space="preserve"> </w:t>
-            </w:r>
-          </w:p>
-        </w:tc>
-        <w:tc>
-          <w:tcPr>
-            <w:tcW w:type="dxa" w:w="1344"/>
-            <w:vAlign w:val="center"/>
-            <w:tcBorders>
-              <w:top w:val="single" w:sz="4" w:color="A6A6A6"/>
-              <w:left w:val="single" w:sz="4" w:color="A6A6A6"/>
-              <w:bottom w:val="single" w:sz="4" w:color="A6A6A6"/>
-              <w:right w:val="single" w:sz="4" w:color="A6A6A6"/>
-            </w:tcBorders>
-          </w:tcPr>
-          <w:p>
-            <w:pPr>
-              <w:spacing w:before="0" w:after="0" w:line="276" w:lineRule="auto"/>
-              <w:ind w:firstLine="0"/>
-              <w:jc w:val="center"/>
-            </w:pPr>
-            <w:r/>
-            <w:r>
-              <w:rPr>
-                <w:rFonts w:ascii="Times New Roman" w:hAnsi="Times New Roman" w:eastAsia="楷体"/>
-                <w:b w:val="0"/>
-                <w:color w:val="000000"/>
-                <w:sz w:val="18"/>
-              </w:rPr>
-              <w:t>66.92</w:t>
-            </w:r>
-          </w:p>
-        </w:tc>
-        <w:tc>
-          <w:tcPr>
-            <w:tcW w:type="dxa" w:w="1344"/>
-            <w:vAlign w:val="center"/>
-            <w:tcBorders>
-              <w:top w:val="single" w:sz="4" w:color="A6A6A6"/>
-              <w:left w:val="single" w:sz="4" w:color="A6A6A6"/>
-              <w:bottom w:val="single" w:sz="4" w:color="A6A6A6"/>
-              <w:right w:val="single" w:sz="4" w:color="A6A6A6"/>
-            </w:tcBorders>
-          </w:tcPr>
-          <w:p>
-            <w:pPr>
-              <w:spacing w:before="0" w:after="0" w:line="276" w:lineRule="auto"/>
-              <w:ind w:firstLine="0"/>
-              <w:jc w:val="center"/>
-            </w:pPr>
-            <w:r/>
-            <w:r>
-              <w:rPr>
-                <w:rFonts w:ascii="Times New Roman" w:hAnsi="Times New Roman" w:eastAsia="楷体"/>
-                <w:b w:val="0"/>
-                <w:color w:val="000000"/>
-                <w:sz w:val="18"/>
-              </w:rPr>
-              <w:t>—</w:t>
-            </w:r>
-          </w:p>
-        </w:tc>
-      </w:tr>
-      <w:tr>
-        <w:tc>
-          <w:tcPr>
-            <w:tcW w:type="dxa" w:w="1344"/>
-            <w:vAlign w:val="center"/>
-            <w:tcBorders>
-              <w:top w:val="single" w:sz="4" w:color="A6A6A6"/>
-              <w:left w:val="single" w:sz="4" w:color="A6A6A6"/>
-              <w:bottom w:val="single" w:sz="4" w:color="A6A6A6"/>
-              <w:right w:val="single" w:sz="4" w:color="A6A6A6"/>
-            </w:tcBorders>
-          </w:tcPr>
-          <w:p>
-            <w:pPr>
-              <w:spacing w:before="0" w:after="0" w:line="276" w:lineRule="auto"/>
-              <w:ind w:firstLine="0"/>
-              <w:jc w:val="left"/>
-            </w:pPr>
-            <w:r/>
-            <w:r>
-              <w:rPr>
-                <w:rFonts w:ascii="Times New Roman" w:hAnsi="Times New Roman" w:eastAsia="楷体"/>
-                <w:b w:val="0"/>
-                <w:color w:val="000000"/>
-                <w:sz w:val="18"/>
-              </w:rPr>
-              <w:t>白山市</w:t>
-            </w:r>
-          </w:p>
-        </w:tc>
-        <w:tc>
-          <w:tcPr>
-            <w:tcW w:type="dxa" w:w="1344"/>
-            <w:vAlign w:val="center"/>
-            <w:tcBorders>
-              <w:top w:val="single" w:sz="4" w:color="A6A6A6"/>
-              <w:left w:val="single" w:sz="4" w:color="A6A6A6"/>
-              <w:bottom w:val="single" w:sz="4" w:color="A6A6A6"/>
-              <w:right w:val="single" w:sz="4" w:color="A6A6A6"/>
-            </w:tcBorders>
-          </w:tcPr>
-          <w:p>
-            <w:pPr>
-              <w:spacing w:before="0" w:after="0" w:line="276" w:lineRule="auto"/>
-              <w:ind w:firstLine="0"/>
-              <w:jc w:val="center"/>
-            </w:pPr>
-            <w:r/>
-            <w:r>
-              <w:rPr>
-                <w:rFonts w:ascii="Times New Roman" w:hAnsi="Times New Roman" w:eastAsia="楷体"/>
-                <w:b w:val="0"/>
-                <w:color w:val="000000"/>
-                <w:sz w:val="18"/>
-              </w:rPr>
-              <w:t>590.17</w:t>
-            </w:r>
-          </w:p>
-        </w:tc>
-        <w:tc>
-          <w:tcPr>
-            <w:tcW w:type="dxa" w:w="1344"/>
-            <w:vAlign w:val="center"/>
-            <w:tcBorders>
-              <w:top w:val="single" w:sz="4" w:color="A6A6A6"/>
-              <w:left w:val="single" w:sz="4" w:color="A6A6A6"/>
-              <w:bottom w:val="single" w:sz="4" w:color="A6A6A6"/>
-              <w:right w:val="single" w:sz="4" w:color="A6A6A6"/>
-            </w:tcBorders>
-          </w:tcPr>
-          <w:p>
-            <w:pPr>
-              <w:spacing w:before="0" w:after="0" w:line="276" w:lineRule="auto"/>
-              <w:ind w:firstLine="0"/>
-              <w:jc w:val="center"/>
-            </w:pPr>
-            <w:r/>
-            <w:r>
-              <w:rPr>
-                <w:rFonts w:ascii="Times New Roman" w:hAnsi="Times New Roman" w:eastAsia="楷体"/>
-                <w:b w:val="0"/>
-                <w:color w:val="000000"/>
-                <w:sz w:val="18"/>
-              </w:rPr>
-              <w:t>—</w:t>
-            </w:r>
-          </w:p>
-        </w:tc>
-        <w:tc>
-          <w:tcPr>
-            <w:tcW w:type="dxa" w:w="1344"/>
-            <w:vAlign w:val="center"/>
-            <w:tcBorders>
-              <w:top w:val="single" w:sz="4" w:color="A6A6A6"/>
-              <w:left w:val="single" w:sz="4" w:color="A6A6A6"/>
-              <w:bottom w:val="single" w:sz="4" w:color="A6A6A6"/>
-              <w:right w:val="single" w:sz="4" w:color="A6A6A6"/>
-            </w:tcBorders>
-          </w:tcPr>
-          <w:p>
-            <w:pPr>
-              <w:spacing w:before="0" w:after="0" w:line="276" w:lineRule="auto"/>
-              <w:ind w:firstLine="0"/>
-              <w:jc w:val="center"/>
-            </w:pPr>
-            <w:r/>
-            <w:r>
-              <w:rPr>
-                <w:rFonts w:ascii="Times New Roman" w:hAnsi="Times New Roman" w:eastAsia="楷体"/>
-                <w:b w:val="0"/>
-                <w:color w:val="000000"/>
-                <w:sz w:val="18"/>
-              </w:rPr>
-              <w:t>5.60%</w:t>
-            </w:r>
-          </w:p>
-        </w:tc>
-        <w:tc>
-          <w:tcPr>
-            <w:tcW w:type="dxa" w:w="1344"/>
-            <w:vAlign w:val="center"/>
-            <w:tcBorders>
-              <w:top w:val="single" w:sz="4" w:color="A6A6A6"/>
-              <w:left w:val="single" w:sz="4" w:color="A6A6A6"/>
-              <w:bottom w:val="single" w:sz="4" w:color="A6A6A6"/>
-              <w:right w:val="single" w:sz="4" w:color="A6A6A6"/>
-            </w:tcBorders>
-          </w:tcPr>
-          <w:p>
-            <w:pPr>
-              <w:spacing w:before="0" w:after="0" w:line="276" w:lineRule="auto"/>
-              <w:ind w:firstLine="0"/>
-              <w:jc w:val="center"/>
-            </w:pPr>
-            <w:r/>
-            <w:r>
-              <w:rPr>
-                <w:rFonts w:ascii="Times New Roman" w:hAnsi="Times New Roman" w:eastAsia="楷体"/>
-                <w:b w:val="0"/>
-                <w:color w:val="000000"/>
-                <w:sz w:val="18"/>
-              </w:rPr>
-              <w:t xml:space="preserve"> </w:t>
-            </w:r>
-          </w:p>
-        </w:tc>
-        <w:tc>
-          <w:tcPr>
-            <w:tcW w:type="dxa" w:w="1344"/>
-            <w:vAlign w:val="center"/>
-            <w:tcBorders>
-              <w:top w:val="single" w:sz="4" w:color="A6A6A6"/>
-              <w:left w:val="single" w:sz="4" w:color="A6A6A6"/>
-              <w:bottom w:val="single" w:sz="4" w:color="A6A6A6"/>
-              <w:right w:val="single" w:sz="4" w:color="A6A6A6"/>
-            </w:tcBorders>
-          </w:tcPr>
-          <w:p>
-            <w:pPr>
-              <w:spacing w:before="0" w:after="0" w:line="276" w:lineRule="auto"/>
-              <w:ind w:firstLine="0"/>
-              <w:jc w:val="center"/>
-            </w:pPr>
-            <w:r/>
-            <w:r>
-              <w:rPr>
-                <w:rFonts w:ascii="Times New Roman" w:hAnsi="Times New Roman" w:eastAsia="楷体"/>
-                <w:b w:val="0"/>
-                <w:color w:val="000000"/>
-                <w:sz w:val="18"/>
-              </w:rPr>
-              <w:t>36.80</w:t>
-            </w:r>
-          </w:p>
-        </w:tc>
-        <w:tc>
-          <w:tcPr>
-            <w:tcW w:type="dxa" w:w="1344"/>
-            <w:vAlign w:val="center"/>
-            <w:tcBorders>
-              <w:top w:val="single" w:sz="4" w:color="A6A6A6"/>
-              <w:left w:val="single" w:sz="4" w:color="A6A6A6"/>
-              <w:bottom w:val="single" w:sz="4" w:color="A6A6A6"/>
-              <w:right w:val="single" w:sz="4" w:color="A6A6A6"/>
-            </w:tcBorders>
-          </w:tcPr>
-          <w:p>
-            <w:pPr>
-              <w:spacing w:before="0" w:after="0" w:line="276" w:lineRule="auto"/>
-              <w:ind w:firstLine="0"/>
-              <w:jc w:val="center"/>
-            </w:pPr>
-            <w:r/>
-            <w:r>
-              <w:rPr>
-                <w:rFonts w:ascii="Times New Roman" w:hAnsi="Times New Roman" w:eastAsia="楷体"/>
-                <w:b w:val="0"/>
-                <w:color w:val="000000"/>
-                <w:sz w:val="18"/>
-              </w:rPr>
-              <w:t>—</w:t>
-            </w:r>
-          </w:p>
-        </w:tc>
-      </w:tr>
-      <w:tr>
-        <w:tc>
-          <w:tcPr>
-            <w:tcW w:type="dxa" w:w="1344"/>
-            <w:vAlign w:val="center"/>
-            <w:tcBorders>
-              <w:top w:val="single" w:sz="4" w:color="A6A6A6"/>
-              <w:left w:val="single" w:sz="4" w:color="A6A6A6"/>
-              <w:bottom w:val="single" w:sz="4" w:color="A6A6A6"/>
-              <w:right w:val="single" w:sz="4" w:color="A6A6A6"/>
-            </w:tcBorders>
-          </w:tcPr>
-          <w:p>
-            <w:pPr>
-              <w:spacing w:before="0" w:after="0" w:line="276" w:lineRule="auto"/>
-              <w:ind w:firstLine="0"/>
-              <w:jc w:val="left"/>
-            </w:pPr>
-            <w:r/>
-            <w:r>
-              <w:rPr>
-                <w:rFonts w:ascii="Times New Roman" w:hAnsi="Times New Roman" w:eastAsia="楷体"/>
-                <w:b w:val="0"/>
-                <w:color w:val="000000"/>
-                <w:sz w:val="18"/>
-              </w:rPr>
-              <w:t>辽源市</w:t>
-            </w:r>
-          </w:p>
-        </w:tc>
-        <w:tc>
-          <w:tcPr>
-            <w:tcW w:type="dxa" w:w="1344"/>
-            <w:vAlign w:val="center"/>
-            <w:tcBorders>
-              <w:top w:val="single" w:sz="4" w:color="A6A6A6"/>
-              <w:left w:val="single" w:sz="4" w:color="A6A6A6"/>
-              <w:bottom w:val="single" w:sz="4" w:color="A6A6A6"/>
-              <w:right w:val="single" w:sz="4" w:color="A6A6A6"/>
-            </w:tcBorders>
-          </w:tcPr>
-          <w:p>
-            <w:pPr>
-              <w:spacing w:before="0" w:after="0" w:line="276" w:lineRule="auto"/>
-              <w:ind w:firstLine="0"/>
-              <w:jc w:val="center"/>
-            </w:pPr>
-            <w:r/>
-            <w:r>
-              <w:rPr>
-                <w:rFonts w:ascii="Times New Roman" w:hAnsi="Times New Roman" w:eastAsia="楷体"/>
-                <w:b w:val="0"/>
-                <w:color w:val="000000"/>
-                <w:sz w:val="18"/>
-              </w:rPr>
-              <w:t>547.09</w:t>
-            </w:r>
-          </w:p>
-        </w:tc>
-        <w:tc>
-          <w:tcPr>
-            <w:tcW w:type="dxa" w:w="1344"/>
-            <w:vAlign w:val="center"/>
-            <w:tcBorders>
-              <w:top w:val="single" w:sz="4" w:color="A6A6A6"/>
-              <w:left w:val="single" w:sz="4" w:color="A6A6A6"/>
-              <w:bottom w:val="single" w:sz="4" w:color="A6A6A6"/>
-              <w:right w:val="single" w:sz="4" w:color="A6A6A6"/>
-            </w:tcBorders>
-          </w:tcPr>
-          <w:p>
-            <w:pPr>
-              <w:spacing w:before="0" w:after="0" w:line="276" w:lineRule="auto"/>
-              <w:ind w:firstLine="0"/>
-              <w:jc w:val="center"/>
-            </w:pPr>
-            <w:r/>
-            <w:r>
-              <w:rPr>
-                <w:rFonts w:ascii="Times New Roman" w:hAnsi="Times New Roman" w:eastAsia="楷体"/>
-                <w:b w:val="0"/>
-                <w:color w:val="000000"/>
-                <w:sz w:val="18"/>
-              </w:rPr>
-              <w:t>—</w:t>
-            </w:r>
-          </w:p>
-        </w:tc>
-        <w:tc>
-          <w:tcPr>
-            <w:tcW w:type="dxa" w:w="1344"/>
-            <w:vAlign w:val="center"/>
-            <w:tcBorders>
-              <w:top w:val="single" w:sz="4" w:color="A6A6A6"/>
-              <w:left w:val="single" w:sz="4" w:color="A6A6A6"/>
-              <w:bottom w:val="single" w:sz="4" w:color="A6A6A6"/>
-              <w:right w:val="single" w:sz="4" w:color="A6A6A6"/>
-            </w:tcBorders>
-          </w:tcPr>
-          <w:p>
-            <w:pPr>
-              <w:spacing w:before="0" w:after="0" w:line="276" w:lineRule="auto"/>
-              <w:ind w:firstLine="0"/>
-              <w:jc w:val="center"/>
-            </w:pPr>
-            <w:r/>
-            <w:r>
-              <w:rPr>
-                <w:rFonts w:ascii="Times New Roman" w:hAnsi="Times New Roman" w:eastAsia="楷体"/>
-                <w:b w:val="0"/>
-                <w:color w:val="000000"/>
-                <w:sz w:val="18"/>
-              </w:rPr>
-              <w:t>5.70%</w:t>
-            </w:r>
-          </w:p>
-        </w:tc>
-        <w:tc>
-          <w:tcPr>
-            <w:tcW w:type="dxa" w:w="1344"/>
-            <w:vAlign w:val="center"/>
-            <w:tcBorders>
-              <w:top w:val="single" w:sz="4" w:color="A6A6A6"/>
-              <w:left w:val="single" w:sz="4" w:color="A6A6A6"/>
-              <w:bottom w:val="single" w:sz="4" w:color="A6A6A6"/>
-              <w:right w:val="single" w:sz="4" w:color="A6A6A6"/>
-            </w:tcBorders>
-          </w:tcPr>
-          <w:p>
-            <w:pPr>
-              <w:spacing w:before="0" w:after="0" w:line="276" w:lineRule="auto"/>
-              <w:ind w:firstLine="0"/>
-              <w:jc w:val="center"/>
-            </w:pPr>
-            <w:r/>
-            <w:r>
-              <w:rPr>
-                <w:rFonts w:ascii="Times New Roman" w:hAnsi="Times New Roman" w:eastAsia="楷体"/>
-                <w:b w:val="0"/>
-                <w:color w:val="000000"/>
-                <w:sz w:val="18"/>
-              </w:rPr>
-              <w:t xml:space="preserve"> </w:t>
-            </w:r>
-          </w:p>
-        </w:tc>
-        <w:tc>
-          <w:tcPr>
-            <w:tcW w:type="dxa" w:w="1344"/>
-            <w:vAlign w:val="center"/>
-            <w:tcBorders>
-              <w:top w:val="single" w:sz="4" w:color="A6A6A6"/>
-              <w:left w:val="single" w:sz="4" w:color="A6A6A6"/>
-              <w:bottom w:val="single" w:sz="4" w:color="A6A6A6"/>
-              <w:right w:val="single" w:sz="4" w:color="A6A6A6"/>
-            </w:tcBorders>
-          </w:tcPr>
-          <w:p>
-            <w:pPr>
-              <w:spacing w:before="0" w:after="0" w:line="276" w:lineRule="auto"/>
-              <w:ind w:firstLine="0"/>
-              <w:jc w:val="center"/>
-            </w:pPr>
-            <w:r/>
-            <w:r>
-              <w:rPr>
-                <w:rFonts w:ascii="Times New Roman" w:hAnsi="Times New Roman" w:eastAsia="楷体"/>
-                <w:b w:val="0"/>
-                <w:color w:val="000000"/>
-                <w:sz w:val="18"/>
-              </w:rPr>
-              <w:t>31.77</w:t>
-            </w:r>
-          </w:p>
-        </w:tc>
-        <w:tc>
-          <w:tcPr>
-            <w:tcW w:type="dxa" w:w="1344"/>
-            <w:vAlign w:val="center"/>
-            <w:tcBorders>
-              <w:top w:val="single" w:sz="4" w:color="A6A6A6"/>
-              <w:left w:val="single" w:sz="4" w:color="A6A6A6"/>
-              <w:bottom w:val="single" w:sz="4" w:color="A6A6A6"/>
-              <w:right w:val="single" w:sz="4" w:color="A6A6A6"/>
-            </w:tcBorders>
-          </w:tcPr>
-          <w:p>
-            <w:pPr>
-              <w:spacing w:before="0" w:after="0" w:line="276" w:lineRule="auto"/>
-              <w:ind w:firstLine="0"/>
-              <w:jc w:val="center"/>
-            </w:pPr>
-            <w:r/>
-            <w:r>
-              <w:rPr>
-                <w:rFonts w:ascii="Times New Roman" w:hAnsi="Times New Roman" w:eastAsia="楷体"/>
-                <w:b w:val="0"/>
-                <w:color w:val="000000"/>
-                <w:sz w:val="18"/>
-              </w:rPr>
-              <w:t>—</w:t>
+              <w:t>260.40</w:t>
             </w:r>
           </w:p>
         </w:tc>
@@ -2209,7 +2209,7 @@
           <w:color w:val="000000"/>
           <w:sz w:val="21"/>
         </w:rPr>
-        <w:t>省内对比看，通化市2025年GDP总量592.14亿元、列全省第七位，一般公共预算收入66.92亿元、列全省第四位。整体来看，通化市经济基本面在吉林省内具有一定代表性，但需关注固定资产投资走势及新旧动能转换的接续性。</w:t>
+        <w:t>省内对比看，泉州市2025年GDP总量13,778.34亿元、列全省第二位；一般公共预算收入592.07亿元、列全省第三位。整体来看，泉州市在福建省内的经济与财政地位较为重要，但放到同类城市横向看，产业结构升级与新旧动能转换仍是中长期需要关注的核心课题。</w:t>
       </w:r>
     </w:p>
     <w:p>
@@ -2224,7 +2224,7 @@
           <w:color w:val="000000"/>
           <w:sz w:val="21"/>
         </w:rPr>
-        <w:t>■ 通化市财政体量在吉林省处于中游，税收占比28.67%、税收占比处于一般水平，但政府性基金收入较2023年累计增长151%；2025年末宽口径债务率352.67%、处于偏高水平，已显著高于公认的 300% 偏高临界线，后续偿债压力值得关注。</w:t>
+        <w:t>■ 泉州市财政体量在福建省位居前列，税收占比处于六成以上、财政质量中等偏上；但受房地产市场调整影响，政府性基金收入较2023年累计下降21%、土地财政贡献度有所弱化；2025年末宽口径债务率838.20%、处于偏高水平，已显著高于公认的 300% 偏高临界线，后续偿债压力值得关注。</w:t>
       </w:r>
     </w:p>
     <w:p>
@@ -2239,7 +2239,7 @@
           <w:color w:val="000000"/>
           <w:sz w:val="21"/>
         </w:rPr>
-        <w:t>财政收入方面，2023、2024、2025年通化市一般公共预算收入分别为38.80亿元、40.30亿元、66.92亿元，其中税收收入18.60亿元、20.10亿元、19.18亿元，税收占比维持在47.94%、49.88%、28.67%；一般公共预算支出201.60亿元、219.20亿元、276.20亿元，财政自给率19.25%、18.39%、24.23%。</w:t>
+        <w:t>财政收入方面，2023、2024、2025年泉州市一般公共预算收入分别为580.79亿元、572.80亿元、592.07亿元，在福建省内位居前列；其中税收收入分别为389.46亿元、371.48亿元、376.77亿元，税收占比维持在67.06%、64.85%、63.64%，处于六成以上、财政质量中等偏上。一般公共预算支出分别为850.27亿元、841.76亿元、882.13亿元，财政自给率68.31%、68.05%、67.12%，财政自给率偏低、刚性支出压力较大。</w:t>
       </w:r>
     </w:p>
     <w:p>
@@ -2254,7 +2254,7 @@
           <w:color w:val="000000"/>
           <w:sz w:val="21"/>
         </w:rPr>
-        <w:t>政府性基金收入方面，2023、2024、2025年分别为9.00亿元、9.20亿元、22.60亿元，政府性基金收入较2023年累计增长151%，反映地方综合财力对房地产周期的敞口。</w:t>
+        <w:t>政府性基金收入方面，2023、2024、2025年泉州市政府性基金收入分别为370.71亿元、318.47亿元、292.07亿元，较2023年累计下降21%、土地财政贡献度有所弱化，反映地方综合财力对房地产周期与土地市场的敞口较大。</w:t>
       </w:r>
     </w:p>
     <w:p>
@@ -2270,7 +2270,7 @@
           <w:color w:val="000000"/>
           <w:sz w:val="21"/>
         </w:rPr>
-        <w:t>图表：2023-2025年通化市财政收入情况(单位:亿元、%)</w:t>
+        <w:t>图表：2023-2025年泉州市财政收入情况(单位:亿元、%)</w:t>
       </w:r>
     </w:p>
     <w:tbl>
@@ -2555,7 +2555,7 @@
                 <w:color w:val="000000"/>
                 <w:sz w:val="18"/>
               </w:rPr>
-              <w:t>38.80</w:t>
+              <w:t>580.79</w:t>
             </w:r>
           </w:p>
         </w:tc>
@@ -2584,7 +2584,7 @@
                 <w:color w:val="000000"/>
                 <w:sz w:val="18"/>
               </w:rPr>
-              <w:t>39.30%</w:t>
+              <w:t>10.30%</w:t>
             </w:r>
           </w:p>
         </w:tc>
@@ -2613,7 +2613,7 @@
                 <w:color w:val="000000"/>
                 <w:sz w:val="18"/>
               </w:rPr>
-              <w:t>40.30</w:t>
+              <w:t>572.80</w:t>
             </w:r>
           </w:p>
         </w:tc>
@@ -2642,7 +2642,7 @@
                 <w:color w:val="000000"/>
                 <w:sz w:val="18"/>
               </w:rPr>
-              <w:t>3.87%</w:t>
+              <w:t>-1.38%</w:t>
             </w:r>
           </w:p>
         </w:tc>
@@ -2671,7 +2671,7 @@
                 <w:color w:val="000000"/>
                 <w:sz w:val="18"/>
               </w:rPr>
-              <w:t>66.92</w:t>
+              <w:t>592.07</w:t>
             </w:r>
           </w:p>
         </w:tc>
@@ -2700,7 +2700,7 @@
                 <w:color w:val="000000"/>
                 <w:sz w:val="18"/>
               </w:rPr>
-              <w:t>66.05%</w:t>
+              <w:t>3.36%</w:t>
             </w:r>
           </w:p>
         </w:tc>
@@ -2760,7 +2760,7 @@
                 <w:color w:val="000000"/>
                 <w:sz w:val="18"/>
               </w:rPr>
-              <w:t>18.60</w:t>
+              <w:t>389.46</w:t>
             </w:r>
           </w:p>
         </w:tc>
@@ -2818,7 +2818,7 @@
                 <w:color w:val="000000"/>
                 <w:sz w:val="18"/>
               </w:rPr>
-              <w:t>20.10</w:t>
+              <w:t>371.48</w:t>
             </w:r>
           </w:p>
         </w:tc>
@@ -2847,7 +2847,7 @@
                 <w:color w:val="000000"/>
                 <w:sz w:val="18"/>
               </w:rPr>
-              <w:t>8.06%</w:t>
+              <w:t>-4.62%</w:t>
             </w:r>
           </w:p>
         </w:tc>
@@ -2876,7 +2876,7 @@
                 <w:color w:val="000000"/>
                 <w:sz w:val="18"/>
               </w:rPr>
-              <w:t>19.18</w:t>
+              <w:t>376.77</w:t>
             </w:r>
           </w:p>
         </w:tc>
@@ -2905,7 +2905,7 @@
                 <w:color w:val="000000"/>
                 <w:sz w:val="18"/>
               </w:rPr>
-              <w:t>-4.58%</w:t>
+              <w:t>1.42%</w:t>
             </w:r>
           </w:p>
         </w:tc>
@@ -2965,7 +2965,7 @@
                 <w:color w:val="000000"/>
                 <w:sz w:val="18"/>
               </w:rPr>
-              <w:t>47.94%</w:t>
+              <w:t>67.06%</w:t>
             </w:r>
           </w:p>
         </w:tc>
@@ -3023,7 +3023,7 @@
                 <w:color w:val="000000"/>
                 <w:sz w:val="18"/>
               </w:rPr>
-              <w:t>49.88%</w:t>
+              <w:t>64.85%</w:t>
             </w:r>
           </w:p>
         </w:tc>
@@ -3081,7 +3081,7 @@
                 <w:color w:val="000000"/>
                 <w:sz w:val="18"/>
               </w:rPr>
-              <w:t>28.67%</w:t>
+              <w:t>63.64%</w:t>
             </w:r>
           </w:p>
         </w:tc>
@@ -3170,7 +3170,7 @@
                 <w:color w:val="000000"/>
                 <w:sz w:val="18"/>
               </w:rPr>
-              <w:t>201.60</w:t>
+              <w:t>850.27</w:t>
             </w:r>
           </w:p>
         </w:tc>
@@ -3228,7 +3228,7 @@
                 <w:color w:val="000000"/>
                 <w:sz w:val="18"/>
               </w:rPr>
-              <w:t>219.20</w:t>
+              <w:t>841.76</w:t>
             </w:r>
           </w:p>
         </w:tc>
@@ -3257,7 +3257,7 @@
                 <w:color w:val="000000"/>
                 <w:sz w:val="18"/>
               </w:rPr>
-              <w:t>8.73%</w:t>
+              <w:t>-1.00%</w:t>
             </w:r>
           </w:p>
         </w:tc>
@@ -3286,7 +3286,7 @@
                 <w:color w:val="000000"/>
                 <w:sz w:val="18"/>
               </w:rPr>
-              <w:t>276.20</w:t>
+              <w:t>882.13</w:t>
             </w:r>
           </w:p>
         </w:tc>
@@ -3315,7 +3315,7 @@
                 <w:color w:val="000000"/>
                 <w:sz w:val="18"/>
               </w:rPr>
-              <w:t>26.00%</w:t>
+              <w:t>4.80%</w:t>
             </w:r>
           </w:p>
         </w:tc>
@@ -3375,7 +3375,7 @@
                 <w:color w:val="000000"/>
                 <w:sz w:val="18"/>
               </w:rPr>
-              <w:t>19.25%</w:t>
+              <w:t>68.31%</w:t>
             </w:r>
           </w:p>
         </w:tc>
@@ -3433,7 +3433,7 @@
                 <w:color w:val="000000"/>
                 <w:sz w:val="18"/>
               </w:rPr>
-              <w:t>18.39%</w:t>
+              <w:t>68.05%</w:t>
             </w:r>
           </w:p>
         </w:tc>
@@ -3491,7 +3491,7 @@
                 <w:color w:val="000000"/>
                 <w:sz w:val="18"/>
               </w:rPr>
-              <w:t>24.23%</w:t>
+              <w:t>67.12%</w:t>
             </w:r>
           </w:p>
         </w:tc>
@@ -3580,7 +3580,7 @@
                 <w:color w:val="000000"/>
                 <w:sz w:val="18"/>
               </w:rPr>
-              <w:t>9.00</w:t>
+              <w:t>370.71</w:t>
             </w:r>
           </w:p>
         </w:tc>
@@ -3638,7 +3638,7 @@
                 <w:color w:val="000000"/>
                 <w:sz w:val="18"/>
               </w:rPr>
-              <w:t>9.20</w:t>
+              <w:t>318.47</w:t>
             </w:r>
           </w:p>
         </w:tc>
@@ -3667,7 +3667,7 @@
                 <w:color w:val="000000"/>
                 <w:sz w:val="18"/>
               </w:rPr>
-              <w:t>2.22%</w:t>
+              <w:t>-14.09%</w:t>
             </w:r>
           </w:p>
         </w:tc>
@@ -3696,7 +3696,7 @@
                 <w:color w:val="000000"/>
                 <w:sz w:val="18"/>
               </w:rPr>
-              <w:t>22.60</w:t>
+              <w:t>292.07</w:t>
             </w:r>
           </w:p>
         </w:tc>
@@ -3725,7 +3725,7 @@
                 <w:color w:val="000000"/>
                 <w:sz w:val="18"/>
               </w:rPr>
-              <w:t>145.65%</w:t>
+              <w:t>-8.29%</w:t>
             </w:r>
           </w:p>
         </w:tc>
@@ -3743,7 +3743,7 @@
           <w:color w:val="000000"/>
           <w:sz w:val="19"/>
         </w:rPr>
-        <w:t>资料来源:通化市财政决算、企业预警通,风控信评部整理</w:t>
+        <w:t>资料来源:泉州市财政决算、企业预警通,风控信评部整理</w:t>
       </w:r>
     </w:p>
     <w:p>
@@ -3758,7 +3758,1291 @@
           <w:color w:val="000000"/>
           <w:sz w:val="21"/>
         </w:rPr>
-        <w:t>土地市场方面，【待补充:通化市土地出让与房地产销售数据（土地市场数据库未覆盖该市）】。</w:t>
+        <w:t>土地市场方面，2021、2022、2023、2024、2025年泉州市经营性用地成交价分别为380.60亿元、374.32亿元、286.67亿元、305.92亿元、283.71亿元，2025年较2021年下降25.46%；同期平均溢价率为20.44%、4.11%、7.78%、1.71%、2.73%，整体处于低位、反映市场化主体拿地意愿与未来房价预期偏弱；成交楼面均价由1,418元/㎡降至1,221元/㎡、累计下降13.89%。2026年1-4月，泉州市经营性用地累计成交94宗、规划建面550.66万㎡、成交价30.59亿元，延续低位运行。</w:t>
+      </w:r>
+    </w:p>
+    <w:p>
+      <w:pPr>
+        <w:spacing w:before="80" w:after="40" w:line="360" w:lineRule="auto"/>
+        <w:ind w:firstLine="0"/>
+        <w:jc w:val="center"/>
+      </w:pPr>
+      <w:r>
+        <w:rPr>
+          <w:rFonts w:ascii="Times New Roman" w:hAnsi="Times New Roman" w:eastAsia="楷体"/>
+          <w:b/>
+          <w:color w:val="000000"/>
+          <w:sz w:val="21"/>
+        </w:rPr>
+        <w:t>图表:2021-2025年泉州市土地出让情况</w:t>
+      </w:r>
+    </w:p>
+    <w:tbl>
+      <w:tblPr>
+        <w:tblW w:type="auto" w:w="0"/>
+        <w:tblLayout w:type="autofit"/>
+        <w:tblLook w:firstColumn="1" w:firstRow="1" w:lastColumn="0" w:lastRow="0" w:noHBand="0" w:noVBand="1" w:val="04A0"/>
+      </w:tblPr>
+      <w:tblGrid>
+        <w:gridCol w:w="1568"/>
+        <w:gridCol w:w="1568"/>
+        <w:gridCol w:w="1568"/>
+        <w:gridCol w:w="1568"/>
+        <w:gridCol w:w="1568"/>
+        <w:gridCol w:w="1568"/>
+      </w:tblGrid>
+      <w:tr>
+        <w:tc>
+          <w:tcPr>
+            <w:tcW w:type="dxa" w:w="1568"/>
+            <w:vAlign w:val="center"/>
+            <w:shd w:val="clear" w:color="auto" w:fill="F1A983"/>
+            <w:tcBorders>
+              <w:top w:val="single" w:sz="4" w:color="A6A6A6"/>
+              <w:left w:val="single" w:sz="4" w:color="A6A6A6"/>
+              <w:bottom w:val="single" w:sz="4" w:color="A6A6A6"/>
+              <w:right w:val="single" w:sz="4" w:color="A6A6A6"/>
+            </w:tcBorders>
+          </w:tcPr>
+          <w:p>
+            <w:pPr>
+              <w:spacing w:before="0" w:after="0" w:line="276" w:lineRule="auto"/>
+              <w:ind w:firstLine="0"/>
+              <w:jc w:val="center"/>
+            </w:pPr>
+            <w:r/>
+            <w:r>
+              <w:rPr>
+                <w:rFonts w:ascii="Times New Roman" w:hAnsi="Times New Roman" w:eastAsia="楷体"/>
+                <w:b/>
+                <w:color w:val="000000"/>
+                <w:sz w:val="18"/>
+              </w:rPr>
+              <w:t>年度</w:t>
+            </w:r>
+          </w:p>
+        </w:tc>
+        <w:tc>
+          <w:tcPr>
+            <w:tcW w:type="dxa" w:w="1568"/>
+            <w:vAlign w:val="center"/>
+            <w:shd w:val="clear" w:color="auto" w:fill="F1A983"/>
+            <w:tcBorders>
+              <w:top w:val="single" w:sz="4" w:color="A6A6A6"/>
+              <w:left w:val="single" w:sz="4" w:color="A6A6A6"/>
+              <w:bottom w:val="single" w:sz="4" w:color="A6A6A6"/>
+              <w:right w:val="single" w:sz="4" w:color="A6A6A6"/>
+            </w:tcBorders>
+          </w:tcPr>
+          <w:p>
+            <w:pPr>
+              <w:spacing w:before="0" w:after="0" w:line="276" w:lineRule="auto"/>
+              <w:ind w:firstLine="0"/>
+              <w:jc w:val="center"/>
+            </w:pPr>
+            <w:r/>
+            <w:r>
+              <w:rPr>
+                <w:rFonts w:ascii="Times New Roman" w:hAnsi="Times New Roman" w:eastAsia="楷体"/>
+                <w:b/>
+                <w:color w:val="000000"/>
+                <w:sz w:val="18"/>
+              </w:rPr>
+              <w:t>土地宗数</w:t>
+            </w:r>
+          </w:p>
+        </w:tc>
+        <w:tc>
+          <w:tcPr>
+            <w:tcW w:type="dxa" w:w="1568"/>
+            <w:vAlign w:val="center"/>
+            <w:shd w:val="clear" w:color="auto" w:fill="F1A983"/>
+            <w:tcBorders>
+              <w:top w:val="single" w:sz="4" w:color="A6A6A6"/>
+              <w:left w:val="single" w:sz="4" w:color="A6A6A6"/>
+              <w:bottom w:val="single" w:sz="4" w:color="A6A6A6"/>
+              <w:right w:val="single" w:sz="4" w:color="A6A6A6"/>
+            </w:tcBorders>
+          </w:tcPr>
+          <w:p>
+            <w:pPr>
+              <w:spacing w:before="0" w:after="0" w:line="276" w:lineRule="auto"/>
+              <w:ind w:firstLine="0"/>
+              <w:jc w:val="center"/>
+            </w:pPr>
+            <w:r/>
+            <w:r>
+              <w:rPr>
+                <w:rFonts w:ascii="Times New Roman" w:hAnsi="Times New Roman" w:eastAsia="楷体"/>
+                <w:b/>
+                <w:color w:val="000000"/>
+                <w:sz w:val="18"/>
+              </w:rPr>
+              <w:t>规划建面(万㎡)</w:t>
+            </w:r>
+          </w:p>
+        </w:tc>
+        <w:tc>
+          <w:tcPr>
+            <w:tcW w:type="dxa" w:w="1568"/>
+            <w:vAlign w:val="center"/>
+            <w:shd w:val="clear" w:color="auto" w:fill="F1A983"/>
+            <w:tcBorders>
+              <w:top w:val="single" w:sz="4" w:color="A6A6A6"/>
+              <w:left w:val="single" w:sz="4" w:color="A6A6A6"/>
+              <w:bottom w:val="single" w:sz="4" w:color="A6A6A6"/>
+              <w:right w:val="single" w:sz="4" w:color="A6A6A6"/>
+            </w:tcBorders>
+          </w:tcPr>
+          <w:p>
+            <w:pPr>
+              <w:spacing w:before="0" w:after="0" w:line="276" w:lineRule="auto"/>
+              <w:ind w:firstLine="0"/>
+              <w:jc w:val="center"/>
+            </w:pPr>
+            <w:r/>
+            <w:r>
+              <w:rPr>
+                <w:rFonts w:ascii="Times New Roman" w:hAnsi="Times New Roman" w:eastAsia="楷体"/>
+                <w:b/>
+                <w:color w:val="000000"/>
+                <w:sz w:val="18"/>
+              </w:rPr>
+              <w:t>成交楼面均价(元/㎡)</w:t>
+            </w:r>
+          </w:p>
+        </w:tc>
+        <w:tc>
+          <w:tcPr>
+            <w:tcW w:type="dxa" w:w="1568"/>
+            <w:vAlign w:val="center"/>
+            <w:shd w:val="clear" w:color="auto" w:fill="F1A983"/>
+            <w:tcBorders>
+              <w:top w:val="single" w:sz="4" w:color="A6A6A6"/>
+              <w:left w:val="single" w:sz="4" w:color="A6A6A6"/>
+              <w:bottom w:val="single" w:sz="4" w:color="A6A6A6"/>
+              <w:right w:val="single" w:sz="4" w:color="A6A6A6"/>
+            </w:tcBorders>
+          </w:tcPr>
+          <w:p>
+            <w:pPr>
+              <w:spacing w:before="0" w:after="0" w:line="276" w:lineRule="auto"/>
+              <w:ind w:firstLine="0"/>
+              <w:jc w:val="center"/>
+            </w:pPr>
+            <w:r/>
+            <w:r>
+              <w:rPr>
+                <w:rFonts w:ascii="Times New Roman" w:hAnsi="Times New Roman" w:eastAsia="楷体"/>
+                <w:b/>
+                <w:color w:val="000000"/>
+                <w:sz w:val="18"/>
+              </w:rPr>
+              <w:t>平均溢价率</w:t>
+            </w:r>
+          </w:p>
+        </w:tc>
+        <w:tc>
+          <w:tcPr>
+            <w:tcW w:type="dxa" w:w="1568"/>
+            <w:vAlign w:val="center"/>
+            <w:shd w:val="clear" w:color="auto" w:fill="F1A983"/>
+            <w:tcBorders>
+              <w:top w:val="single" w:sz="4" w:color="A6A6A6"/>
+              <w:left w:val="single" w:sz="4" w:color="A6A6A6"/>
+              <w:bottom w:val="single" w:sz="4" w:color="A6A6A6"/>
+              <w:right w:val="single" w:sz="4" w:color="A6A6A6"/>
+            </w:tcBorders>
+          </w:tcPr>
+          <w:p>
+            <w:pPr>
+              <w:spacing w:before="0" w:after="0" w:line="276" w:lineRule="auto"/>
+              <w:ind w:firstLine="0"/>
+              <w:jc w:val="center"/>
+            </w:pPr>
+            <w:r/>
+            <w:r>
+              <w:rPr>
+                <w:rFonts w:ascii="Times New Roman" w:hAnsi="Times New Roman" w:eastAsia="楷体"/>
+                <w:b/>
+                <w:color w:val="000000"/>
+                <w:sz w:val="18"/>
+              </w:rPr>
+              <w:t>成交价(亿元)</w:t>
+            </w:r>
+          </w:p>
+        </w:tc>
+      </w:tr>
+      <w:tr>
+        <w:tc>
+          <w:tcPr>
+            <w:tcW w:type="dxa" w:w="1568"/>
+            <w:vAlign w:val="center"/>
+            <w:tcBorders>
+              <w:top w:val="single" w:sz="4" w:color="A6A6A6"/>
+              <w:left w:val="single" w:sz="4" w:color="A6A6A6"/>
+              <w:bottom w:val="single" w:sz="4" w:color="A6A6A6"/>
+              <w:right w:val="single" w:sz="4" w:color="A6A6A6"/>
+            </w:tcBorders>
+          </w:tcPr>
+          <w:p>
+            <w:pPr>
+              <w:spacing w:before="0" w:after="0" w:line="276" w:lineRule="auto"/>
+              <w:ind w:firstLine="0"/>
+              <w:jc w:val="left"/>
+            </w:pPr>
+            <w:r/>
+            <w:r>
+              <w:rPr>
+                <w:rFonts w:ascii="Times New Roman" w:hAnsi="Times New Roman" w:eastAsia="楷体"/>
+                <w:b w:val="0"/>
+                <w:color w:val="000000"/>
+                <w:sz w:val="18"/>
+              </w:rPr>
+              <w:t>2021</w:t>
+            </w:r>
+          </w:p>
+        </w:tc>
+        <w:tc>
+          <w:tcPr>
+            <w:tcW w:type="dxa" w:w="1568"/>
+            <w:vAlign w:val="center"/>
+            <w:tcBorders>
+              <w:top w:val="single" w:sz="4" w:color="A6A6A6"/>
+              <w:left w:val="single" w:sz="4" w:color="A6A6A6"/>
+              <w:bottom w:val="single" w:sz="4" w:color="A6A6A6"/>
+              <w:right w:val="single" w:sz="4" w:color="A6A6A6"/>
+            </w:tcBorders>
+          </w:tcPr>
+          <w:p>
+            <w:pPr>
+              <w:spacing w:before="0" w:after="0" w:line="276" w:lineRule="auto"/>
+              <w:ind w:firstLine="0"/>
+              <w:jc w:val="center"/>
+            </w:pPr>
+            <w:r/>
+            <w:r>
+              <w:rPr>
+                <w:rFonts w:ascii="Times New Roman" w:hAnsi="Times New Roman" w:eastAsia="楷体"/>
+                <w:b w:val="0"/>
+                <w:color w:val="000000"/>
+                <w:sz w:val="18"/>
+              </w:rPr>
+              <w:t>351</w:t>
+            </w:r>
+          </w:p>
+        </w:tc>
+        <w:tc>
+          <w:tcPr>
+            <w:tcW w:type="dxa" w:w="1568"/>
+            <w:vAlign w:val="center"/>
+            <w:tcBorders>
+              <w:top w:val="single" w:sz="4" w:color="A6A6A6"/>
+              <w:left w:val="single" w:sz="4" w:color="A6A6A6"/>
+              <w:bottom w:val="single" w:sz="4" w:color="A6A6A6"/>
+              <w:right w:val="single" w:sz="4" w:color="A6A6A6"/>
+            </w:tcBorders>
+          </w:tcPr>
+          <w:p>
+            <w:pPr>
+              <w:spacing w:before="0" w:after="0" w:line="276" w:lineRule="auto"/>
+              <w:ind w:firstLine="0"/>
+              <w:jc w:val="center"/>
+            </w:pPr>
+            <w:r/>
+            <w:r>
+              <w:rPr>
+                <w:rFonts w:ascii="Times New Roman" w:hAnsi="Times New Roman" w:eastAsia="楷体"/>
+                <w:b w:val="0"/>
+                <w:color w:val="000000"/>
+                <w:sz w:val="18"/>
+              </w:rPr>
+              <w:t>2,683.55</w:t>
+            </w:r>
+          </w:p>
+        </w:tc>
+        <w:tc>
+          <w:tcPr>
+            <w:tcW w:type="dxa" w:w="1568"/>
+            <w:vAlign w:val="center"/>
+            <w:tcBorders>
+              <w:top w:val="single" w:sz="4" w:color="A6A6A6"/>
+              <w:left w:val="single" w:sz="4" w:color="A6A6A6"/>
+              <w:bottom w:val="single" w:sz="4" w:color="A6A6A6"/>
+              <w:right w:val="single" w:sz="4" w:color="A6A6A6"/>
+            </w:tcBorders>
+          </w:tcPr>
+          <w:p>
+            <w:pPr>
+              <w:spacing w:before="0" w:after="0" w:line="276" w:lineRule="auto"/>
+              <w:ind w:firstLine="0"/>
+              <w:jc w:val="center"/>
+            </w:pPr>
+            <w:r/>
+            <w:r>
+              <w:rPr>
+                <w:rFonts w:ascii="Times New Roman" w:hAnsi="Times New Roman" w:eastAsia="楷体"/>
+                <w:b w:val="0"/>
+                <w:color w:val="000000"/>
+                <w:sz w:val="18"/>
+              </w:rPr>
+              <w:t>1,418</w:t>
+            </w:r>
+          </w:p>
+        </w:tc>
+        <w:tc>
+          <w:tcPr>
+            <w:tcW w:type="dxa" w:w="1568"/>
+            <w:vAlign w:val="center"/>
+            <w:tcBorders>
+              <w:top w:val="single" w:sz="4" w:color="A6A6A6"/>
+              <w:left w:val="single" w:sz="4" w:color="A6A6A6"/>
+              <w:bottom w:val="single" w:sz="4" w:color="A6A6A6"/>
+              <w:right w:val="single" w:sz="4" w:color="A6A6A6"/>
+            </w:tcBorders>
+          </w:tcPr>
+          <w:p>
+            <w:pPr>
+              <w:spacing w:before="0" w:after="0" w:line="276" w:lineRule="auto"/>
+              <w:ind w:firstLine="0"/>
+              <w:jc w:val="center"/>
+            </w:pPr>
+            <w:r/>
+            <w:r>
+              <w:rPr>
+                <w:rFonts w:ascii="Times New Roman" w:hAnsi="Times New Roman" w:eastAsia="楷体"/>
+                <w:b w:val="0"/>
+                <w:color w:val="000000"/>
+                <w:sz w:val="18"/>
+              </w:rPr>
+              <w:t>20.44%</w:t>
+            </w:r>
+          </w:p>
+        </w:tc>
+        <w:tc>
+          <w:tcPr>
+            <w:tcW w:type="dxa" w:w="1568"/>
+            <w:vAlign w:val="center"/>
+            <w:tcBorders>
+              <w:top w:val="single" w:sz="4" w:color="A6A6A6"/>
+              <w:left w:val="single" w:sz="4" w:color="A6A6A6"/>
+              <w:bottom w:val="single" w:sz="4" w:color="A6A6A6"/>
+              <w:right w:val="single" w:sz="4" w:color="A6A6A6"/>
+            </w:tcBorders>
+          </w:tcPr>
+          <w:p>
+            <w:pPr>
+              <w:spacing w:before="0" w:after="0" w:line="276" w:lineRule="auto"/>
+              <w:ind w:firstLine="0"/>
+              <w:jc w:val="center"/>
+            </w:pPr>
+            <w:r/>
+            <w:r>
+              <w:rPr>
+                <w:rFonts w:ascii="Times New Roman" w:hAnsi="Times New Roman" w:eastAsia="楷体"/>
+                <w:b w:val="0"/>
+                <w:color w:val="000000"/>
+                <w:sz w:val="18"/>
+              </w:rPr>
+              <w:t>380.60</w:t>
+            </w:r>
+          </w:p>
+        </w:tc>
+      </w:tr>
+      <w:tr>
+        <w:tc>
+          <w:tcPr>
+            <w:tcW w:type="dxa" w:w="1568"/>
+            <w:vAlign w:val="center"/>
+            <w:tcBorders>
+              <w:top w:val="single" w:sz="4" w:color="A6A6A6"/>
+              <w:left w:val="single" w:sz="4" w:color="A6A6A6"/>
+              <w:bottom w:val="single" w:sz="4" w:color="A6A6A6"/>
+              <w:right w:val="single" w:sz="4" w:color="A6A6A6"/>
+            </w:tcBorders>
+          </w:tcPr>
+          <w:p>
+            <w:pPr>
+              <w:spacing w:before="0" w:after="0" w:line="276" w:lineRule="auto"/>
+              <w:ind w:firstLine="0"/>
+              <w:jc w:val="left"/>
+            </w:pPr>
+            <w:r/>
+            <w:r>
+              <w:rPr>
+                <w:rFonts w:ascii="Times New Roman" w:hAnsi="Times New Roman" w:eastAsia="楷体"/>
+                <w:b w:val="0"/>
+                <w:color w:val="000000"/>
+                <w:sz w:val="18"/>
+              </w:rPr>
+              <w:t>2022</w:t>
+            </w:r>
+          </w:p>
+        </w:tc>
+        <w:tc>
+          <w:tcPr>
+            <w:tcW w:type="dxa" w:w="1568"/>
+            <w:vAlign w:val="center"/>
+            <w:tcBorders>
+              <w:top w:val="single" w:sz="4" w:color="A6A6A6"/>
+              <w:left w:val="single" w:sz="4" w:color="A6A6A6"/>
+              <w:bottom w:val="single" w:sz="4" w:color="A6A6A6"/>
+              <w:right w:val="single" w:sz="4" w:color="A6A6A6"/>
+            </w:tcBorders>
+          </w:tcPr>
+          <w:p>
+            <w:pPr>
+              <w:spacing w:before="0" w:after="0" w:line="276" w:lineRule="auto"/>
+              <w:ind w:firstLine="0"/>
+              <w:jc w:val="center"/>
+            </w:pPr>
+            <w:r/>
+            <w:r>
+              <w:rPr>
+                <w:rFonts w:ascii="Times New Roman" w:hAnsi="Times New Roman" w:eastAsia="楷体"/>
+                <w:b w:val="0"/>
+                <w:color w:val="000000"/>
+                <w:sz w:val="18"/>
+              </w:rPr>
+              <w:t>377</w:t>
+            </w:r>
+          </w:p>
+        </w:tc>
+        <w:tc>
+          <w:tcPr>
+            <w:tcW w:type="dxa" w:w="1568"/>
+            <w:vAlign w:val="center"/>
+            <w:tcBorders>
+              <w:top w:val="single" w:sz="4" w:color="A6A6A6"/>
+              <w:left w:val="single" w:sz="4" w:color="A6A6A6"/>
+              <w:bottom w:val="single" w:sz="4" w:color="A6A6A6"/>
+              <w:right w:val="single" w:sz="4" w:color="A6A6A6"/>
+            </w:tcBorders>
+          </w:tcPr>
+          <w:p>
+            <w:pPr>
+              <w:spacing w:before="0" w:after="0" w:line="276" w:lineRule="auto"/>
+              <w:ind w:firstLine="0"/>
+              <w:jc w:val="center"/>
+            </w:pPr>
+            <w:r/>
+            <w:r>
+              <w:rPr>
+                <w:rFonts w:ascii="Times New Roman" w:hAnsi="Times New Roman" w:eastAsia="楷体"/>
+                <w:b w:val="0"/>
+                <w:color w:val="000000"/>
+                <w:sz w:val="18"/>
+              </w:rPr>
+              <w:t>3,055.56</w:t>
+            </w:r>
+          </w:p>
+        </w:tc>
+        <w:tc>
+          <w:tcPr>
+            <w:tcW w:type="dxa" w:w="1568"/>
+            <w:vAlign w:val="center"/>
+            <w:tcBorders>
+              <w:top w:val="single" w:sz="4" w:color="A6A6A6"/>
+              <w:left w:val="single" w:sz="4" w:color="A6A6A6"/>
+              <w:bottom w:val="single" w:sz="4" w:color="A6A6A6"/>
+              <w:right w:val="single" w:sz="4" w:color="A6A6A6"/>
+            </w:tcBorders>
+          </w:tcPr>
+          <w:p>
+            <w:pPr>
+              <w:spacing w:before="0" w:after="0" w:line="276" w:lineRule="auto"/>
+              <w:ind w:firstLine="0"/>
+              <w:jc w:val="center"/>
+            </w:pPr>
+            <w:r/>
+            <w:r>
+              <w:rPr>
+                <w:rFonts w:ascii="Times New Roman" w:hAnsi="Times New Roman" w:eastAsia="楷体"/>
+                <w:b w:val="0"/>
+                <w:color w:val="000000"/>
+                <w:sz w:val="18"/>
+              </w:rPr>
+              <w:t>1,225</w:t>
+            </w:r>
+          </w:p>
+        </w:tc>
+        <w:tc>
+          <w:tcPr>
+            <w:tcW w:type="dxa" w:w="1568"/>
+            <w:vAlign w:val="center"/>
+            <w:tcBorders>
+              <w:top w:val="single" w:sz="4" w:color="A6A6A6"/>
+              <w:left w:val="single" w:sz="4" w:color="A6A6A6"/>
+              <w:bottom w:val="single" w:sz="4" w:color="A6A6A6"/>
+              <w:right w:val="single" w:sz="4" w:color="A6A6A6"/>
+            </w:tcBorders>
+          </w:tcPr>
+          <w:p>
+            <w:pPr>
+              <w:spacing w:before="0" w:after="0" w:line="276" w:lineRule="auto"/>
+              <w:ind w:firstLine="0"/>
+              <w:jc w:val="center"/>
+            </w:pPr>
+            <w:r/>
+            <w:r>
+              <w:rPr>
+                <w:rFonts w:ascii="Times New Roman" w:hAnsi="Times New Roman" w:eastAsia="楷体"/>
+                <w:b w:val="0"/>
+                <w:color w:val="000000"/>
+                <w:sz w:val="18"/>
+              </w:rPr>
+              <w:t>4.11%</w:t>
+            </w:r>
+          </w:p>
+        </w:tc>
+        <w:tc>
+          <w:tcPr>
+            <w:tcW w:type="dxa" w:w="1568"/>
+            <w:vAlign w:val="center"/>
+            <w:tcBorders>
+              <w:top w:val="single" w:sz="4" w:color="A6A6A6"/>
+              <w:left w:val="single" w:sz="4" w:color="A6A6A6"/>
+              <w:bottom w:val="single" w:sz="4" w:color="A6A6A6"/>
+              <w:right w:val="single" w:sz="4" w:color="A6A6A6"/>
+            </w:tcBorders>
+          </w:tcPr>
+          <w:p>
+            <w:pPr>
+              <w:spacing w:before="0" w:after="0" w:line="276" w:lineRule="auto"/>
+              <w:ind w:firstLine="0"/>
+              <w:jc w:val="center"/>
+            </w:pPr>
+            <w:r/>
+            <w:r>
+              <w:rPr>
+                <w:rFonts w:ascii="Times New Roman" w:hAnsi="Times New Roman" w:eastAsia="楷体"/>
+                <w:b w:val="0"/>
+                <w:color w:val="000000"/>
+                <w:sz w:val="18"/>
+              </w:rPr>
+              <w:t>374.32</w:t>
+            </w:r>
+          </w:p>
+        </w:tc>
+      </w:tr>
+      <w:tr>
+        <w:tc>
+          <w:tcPr>
+            <w:tcW w:type="dxa" w:w="1568"/>
+            <w:vAlign w:val="center"/>
+            <w:tcBorders>
+              <w:top w:val="single" w:sz="4" w:color="A6A6A6"/>
+              <w:left w:val="single" w:sz="4" w:color="A6A6A6"/>
+              <w:bottom w:val="single" w:sz="4" w:color="A6A6A6"/>
+              <w:right w:val="single" w:sz="4" w:color="A6A6A6"/>
+            </w:tcBorders>
+          </w:tcPr>
+          <w:p>
+            <w:pPr>
+              <w:spacing w:before="0" w:after="0" w:line="276" w:lineRule="auto"/>
+              <w:ind w:firstLine="0"/>
+              <w:jc w:val="left"/>
+            </w:pPr>
+            <w:r/>
+            <w:r>
+              <w:rPr>
+                <w:rFonts w:ascii="Times New Roman" w:hAnsi="Times New Roman" w:eastAsia="楷体"/>
+                <w:b w:val="0"/>
+                <w:color w:val="000000"/>
+                <w:sz w:val="18"/>
+              </w:rPr>
+              <w:t>2023</w:t>
+            </w:r>
+          </w:p>
+        </w:tc>
+        <w:tc>
+          <w:tcPr>
+            <w:tcW w:type="dxa" w:w="1568"/>
+            <w:vAlign w:val="center"/>
+            <w:tcBorders>
+              <w:top w:val="single" w:sz="4" w:color="A6A6A6"/>
+              <w:left w:val="single" w:sz="4" w:color="A6A6A6"/>
+              <w:bottom w:val="single" w:sz="4" w:color="A6A6A6"/>
+              <w:right w:val="single" w:sz="4" w:color="A6A6A6"/>
+            </w:tcBorders>
+          </w:tcPr>
+          <w:p>
+            <w:pPr>
+              <w:spacing w:before="0" w:after="0" w:line="276" w:lineRule="auto"/>
+              <w:ind w:firstLine="0"/>
+              <w:jc w:val="center"/>
+            </w:pPr>
+            <w:r/>
+            <w:r>
+              <w:rPr>
+                <w:rFonts w:ascii="Times New Roman" w:hAnsi="Times New Roman" w:eastAsia="楷体"/>
+                <w:b w:val="0"/>
+                <w:color w:val="000000"/>
+                <w:sz w:val="18"/>
+              </w:rPr>
+              <w:t>310</w:t>
+            </w:r>
+          </w:p>
+        </w:tc>
+        <w:tc>
+          <w:tcPr>
+            <w:tcW w:type="dxa" w:w="1568"/>
+            <w:vAlign w:val="center"/>
+            <w:tcBorders>
+              <w:top w:val="single" w:sz="4" w:color="A6A6A6"/>
+              <w:left w:val="single" w:sz="4" w:color="A6A6A6"/>
+              <w:bottom w:val="single" w:sz="4" w:color="A6A6A6"/>
+              <w:right w:val="single" w:sz="4" w:color="A6A6A6"/>
+            </w:tcBorders>
+          </w:tcPr>
+          <w:p>
+            <w:pPr>
+              <w:spacing w:before="0" w:after="0" w:line="276" w:lineRule="auto"/>
+              <w:ind w:firstLine="0"/>
+              <w:jc w:val="center"/>
+            </w:pPr>
+            <w:r/>
+            <w:r>
+              <w:rPr>
+                <w:rFonts w:ascii="Times New Roman" w:hAnsi="Times New Roman" w:eastAsia="楷体"/>
+                <w:b w:val="0"/>
+                <w:color w:val="000000"/>
+                <w:sz w:val="18"/>
+              </w:rPr>
+              <w:t>2,349.78</w:t>
+            </w:r>
+          </w:p>
+        </w:tc>
+        <w:tc>
+          <w:tcPr>
+            <w:tcW w:type="dxa" w:w="1568"/>
+            <w:vAlign w:val="center"/>
+            <w:tcBorders>
+              <w:top w:val="single" w:sz="4" w:color="A6A6A6"/>
+              <w:left w:val="single" w:sz="4" w:color="A6A6A6"/>
+              <w:bottom w:val="single" w:sz="4" w:color="A6A6A6"/>
+              <w:right w:val="single" w:sz="4" w:color="A6A6A6"/>
+            </w:tcBorders>
+          </w:tcPr>
+          <w:p>
+            <w:pPr>
+              <w:spacing w:before="0" w:after="0" w:line="276" w:lineRule="auto"/>
+              <w:ind w:firstLine="0"/>
+              <w:jc w:val="center"/>
+            </w:pPr>
+            <w:r/>
+            <w:r>
+              <w:rPr>
+                <w:rFonts w:ascii="Times New Roman" w:hAnsi="Times New Roman" w:eastAsia="楷体"/>
+                <w:b w:val="0"/>
+                <w:color w:val="000000"/>
+                <w:sz w:val="18"/>
+              </w:rPr>
+              <w:t>1,220</w:t>
+            </w:r>
+          </w:p>
+        </w:tc>
+        <w:tc>
+          <w:tcPr>
+            <w:tcW w:type="dxa" w:w="1568"/>
+            <w:vAlign w:val="center"/>
+            <w:tcBorders>
+              <w:top w:val="single" w:sz="4" w:color="A6A6A6"/>
+              <w:left w:val="single" w:sz="4" w:color="A6A6A6"/>
+              <w:bottom w:val="single" w:sz="4" w:color="A6A6A6"/>
+              <w:right w:val="single" w:sz="4" w:color="A6A6A6"/>
+            </w:tcBorders>
+          </w:tcPr>
+          <w:p>
+            <w:pPr>
+              <w:spacing w:before="0" w:after="0" w:line="276" w:lineRule="auto"/>
+              <w:ind w:firstLine="0"/>
+              <w:jc w:val="center"/>
+            </w:pPr>
+            <w:r/>
+            <w:r>
+              <w:rPr>
+                <w:rFonts w:ascii="Times New Roman" w:hAnsi="Times New Roman" w:eastAsia="楷体"/>
+                <w:b w:val="0"/>
+                <w:color w:val="000000"/>
+                <w:sz w:val="18"/>
+              </w:rPr>
+              <w:t>7.78%</w:t>
+            </w:r>
+          </w:p>
+        </w:tc>
+        <w:tc>
+          <w:tcPr>
+            <w:tcW w:type="dxa" w:w="1568"/>
+            <w:vAlign w:val="center"/>
+            <w:tcBorders>
+              <w:top w:val="single" w:sz="4" w:color="A6A6A6"/>
+              <w:left w:val="single" w:sz="4" w:color="A6A6A6"/>
+              <w:bottom w:val="single" w:sz="4" w:color="A6A6A6"/>
+              <w:right w:val="single" w:sz="4" w:color="A6A6A6"/>
+            </w:tcBorders>
+          </w:tcPr>
+          <w:p>
+            <w:pPr>
+              <w:spacing w:before="0" w:after="0" w:line="276" w:lineRule="auto"/>
+              <w:ind w:firstLine="0"/>
+              <w:jc w:val="center"/>
+            </w:pPr>
+            <w:r/>
+            <w:r>
+              <w:rPr>
+                <w:rFonts w:ascii="Times New Roman" w:hAnsi="Times New Roman" w:eastAsia="楷体"/>
+                <w:b w:val="0"/>
+                <w:color w:val="000000"/>
+                <w:sz w:val="18"/>
+              </w:rPr>
+              <w:t>286.67</w:t>
+            </w:r>
+          </w:p>
+        </w:tc>
+      </w:tr>
+      <w:tr>
+        <w:tc>
+          <w:tcPr>
+            <w:tcW w:type="dxa" w:w="1568"/>
+            <w:vAlign w:val="center"/>
+            <w:tcBorders>
+              <w:top w:val="single" w:sz="4" w:color="A6A6A6"/>
+              <w:left w:val="single" w:sz="4" w:color="A6A6A6"/>
+              <w:bottom w:val="single" w:sz="4" w:color="A6A6A6"/>
+              <w:right w:val="single" w:sz="4" w:color="A6A6A6"/>
+            </w:tcBorders>
+          </w:tcPr>
+          <w:p>
+            <w:pPr>
+              <w:spacing w:before="0" w:after="0" w:line="276" w:lineRule="auto"/>
+              <w:ind w:firstLine="0"/>
+              <w:jc w:val="left"/>
+            </w:pPr>
+            <w:r/>
+            <w:r>
+              <w:rPr>
+                <w:rFonts w:ascii="Times New Roman" w:hAnsi="Times New Roman" w:eastAsia="楷体"/>
+                <w:b w:val="0"/>
+                <w:color w:val="000000"/>
+                <w:sz w:val="18"/>
+              </w:rPr>
+              <w:t>2024</w:t>
+            </w:r>
+          </w:p>
+        </w:tc>
+        <w:tc>
+          <w:tcPr>
+            <w:tcW w:type="dxa" w:w="1568"/>
+            <w:vAlign w:val="center"/>
+            <w:tcBorders>
+              <w:top w:val="single" w:sz="4" w:color="A6A6A6"/>
+              <w:left w:val="single" w:sz="4" w:color="A6A6A6"/>
+              <w:bottom w:val="single" w:sz="4" w:color="A6A6A6"/>
+              <w:right w:val="single" w:sz="4" w:color="A6A6A6"/>
+            </w:tcBorders>
+          </w:tcPr>
+          <w:p>
+            <w:pPr>
+              <w:spacing w:before="0" w:after="0" w:line="276" w:lineRule="auto"/>
+              <w:ind w:firstLine="0"/>
+              <w:jc w:val="center"/>
+            </w:pPr>
+            <w:r/>
+            <w:r>
+              <w:rPr>
+                <w:rFonts w:ascii="Times New Roman" w:hAnsi="Times New Roman" w:eastAsia="楷体"/>
+                <w:b w:val="0"/>
+                <w:color w:val="000000"/>
+                <w:sz w:val="18"/>
+              </w:rPr>
+              <w:t>330</w:t>
+            </w:r>
+          </w:p>
+        </w:tc>
+        <w:tc>
+          <w:tcPr>
+            <w:tcW w:type="dxa" w:w="1568"/>
+            <w:vAlign w:val="center"/>
+            <w:tcBorders>
+              <w:top w:val="single" w:sz="4" w:color="A6A6A6"/>
+              <w:left w:val="single" w:sz="4" w:color="A6A6A6"/>
+              <w:bottom w:val="single" w:sz="4" w:color="A6A6A6"/>
+              <w:right w:val="single" w:sz="4" w:color="A6A6A6"/>
+            </w:tcBorders>
+          </w:tcPr>
+          <w:p>
+            <w:pPr>
+              <w:spacing w:before="0" w:after="0" w:line="276" w:lineRule="auto"/>
+              <w:ind w:firstLine="0"/>
+              <w:jc w:val="center"/>
+            </w:pPr>
+            <w:r/>
+            <w:r>
+              <w:rPr>
+                <w:rFonts w:ascii="Times New Roman" w:hAnsi="Times New Roman" w:eastAsia="楷体"/>
+                <w:b w:val="0"/>
+                <w:color w:val="000000"/>
+                <w:sz w:val="18"/>
+              </w:rPr>
+              <w:t>2,358.96</w:t>
+            </w:r>
+          </w:p>
+        </w:tc>
+        <w:tc>
+          <w:tcPr>
+            <w:tcW w:type="dxa" w:w="1568"/>
+            <w:vAlign w:val="center"/>
+            <w:tcBorders>
+              <w:top w:val="single" w:sz="4" w:color="A6A6A6"/>
+              <w:left w:val="single" w:sz="4" w:color="A6A6A6"/>
+              <w:bottom w:val="single" w:sz="4" w:color="A6A6A6"/>
+              <w:right w:val="single" w:sz="4" w:color="A6A6A6"/>
+            </w:tcBorders>
+          </w:tcPr>
+          <w:p>
+            <w:pPr>
+              <w:spacing w:before="0" w:after="0" w:line="276" w:lineRule="auto"/>
+              <w:ind w:firstLine="0"/>
+              <w:jc w:val="center"/>
+            </w:pPr>
+            <w:r/>
+            <w:r>
+              <w:rPr>
+                <w:rFonts w:ascii="Times New Roman" w:hAnsi="Times New Roman" w:eastAsia="楷体"/>
+                <w:b w:val="0"/>
+                <w:color w:val="000000"/>
+                <w:sz w:val="18"/>
+              </w:rPr>
+              <w:t>1,297</w:t>
+            </w:r>
+          </w:p>
+        </w:tc>
+        <w:tc>
+          <w:tcPr>
+            <w:tcW w:type="dxa" w:w="1568"/>
+            <w:vAlign w:val="center"/>
+            <w:tcBorders>
+              <w:top w:val="single" w:sz="4" w:color="A6A6A6"/>
+              <w:left w:val="single" w:sz="4" w:color="A6A6A6"/>
+              <w:bottom w:val="single" w:sz="4" w:color="A6A6A6"/>
+              <w:right w:val="single" w:sz="4" w:color="A6A6A6"/>
+            </w:tcBorders>
+          </w:tcPr>
+          <w:p>
+            <w:pPr>
+              <w:spacing w:before="0" w:after="0" w:line="276" w:lineRule="auto"/>
+              <w:ind w:firstLine="0"/>
+              <w:jc w:val="center"/>
+            </w:pPr>
+            <w:r/>
+            <w:r>
+              <w:rPr>
+                <w:rFonts w:ascii="Times New Roman" w:hAnsi="Times New Roman" w:eastAsia="楷体"/>
+                <w:b w:val="0"/>
+                <w:color w:val="000000"/>
+                <w:sz w:val="18"/>
+              </w:rPr>
+              <w:t>1.71%</w:t>
+            </w:r>
+          </w:p>
+        </w:tc>
+        <w:tc>
+          <w:tcPr>
+            <w:tcW w:type="dxa" w:w="1568"/>
+            <w:vAlign w:val="center"/>
+            <w:tcBorders>
+              <w:top w:val="single" w:sz="4" w:color="A6A6A6"/>
+              <w:left w:val="single" w:sz="4" w:color="A6A6A6"/>
+              <w:bottom w:val="single" w:sz="4" w:color="A6A6A6"/>
+              <w:right w:val="single" w:sz="4" w:color="A6A6A6"/>
+            </w:tcBorders>
+          </w:tcPr>
+          <w:p>
+            <w:pPr>
+              <w:spacing w:before="0" w:after="0" w:line="276" w:lineRule="auto"/>
+              <w:ind w:firstLine="0"/>
+              <w:jc w:val="center"/>
+            </w:pPr>
+            <w:r/>
+            <w:r>
+              <w:rPr>
+                <w:rFonts w:ascii="Times New Roman" w:hAnsi="Times New Roman" w:eastAsia="楷体"/>
+                <w:b w:val="0"/>
+                <w:color w:val="000000"/>
+                <w:sz w:val="18"/>
+              </w:rPr>
+              <w:t>305.92</w:t>
+            </w:r>
+          </w:p>
+        </w:tc>
+      </w:tr>
+      <w:tr>
+        <w:tc>
+          <w:tcPr>
+            <w:tcW w:type="dxa" w:w="1568"/>
+            <w:vAlign w:val="center"/>
+            <w:tcBorders>
+              <w:top w:val="single" w:sz="4" w:color="A6A6A6"/>
+              <w:left w:val="single" w:sz="4" w:color="A6A6A6"/>
+              <w:bottom w:val="single" w:sz="4" w:color="A6A6A6"/>
+              <w:right w:val="single" w:sz="4" w:color="A6A6A6"/>
+            </w:tcBorders>
+          </w:tcPr>
+          <w:p>
+            <w:pPr>
+              <w:spacing w:before="0" w:after="0" w:line="276" w:lineRule="auto"/>
+              <w:ind w:firstLine="0"/>
+              <w:jc w:val="left"/>
+            </w:pPr>
+            <w:r/>
+            <w:r>
+              <w:rPr>
+                <w:rFonts w:ascii="Times New Roman" w:hAnsi="Times New Roman" w:eastAsia="楷体"/>
+                <w:b w:val="0"/>
+                <w:color w:val="000000"/>
+                <w:sz w:val="18"/>
+              </w:rPr>
+              <w:t>2025</w:t>
+            </w:r>
+          </w:p>
+        </w:tc>
+        <w:tc>
+          <w:tcPr>
+            <w:tcW w:type="dxa" w:w="1568"/>
+            <w:vAlign w:val="center"/>
+            <w:tcBorders>
+              <w:top w:val="single" w:sz="4" w:color="A6A6A6"/>
+              <w:left w:val="single" w:sz="4" w:color="A6A6A6"/>
+              <w:bottom w:val="single" w:sz="4" w:color="A6A6A6"/>
+              <w:right w:val="single" w:sz="4" w:color="A6A6A6"/>
+            </w:tcBorders>
+          </w:tcPr>
+          <w:p>
+            <w:pPr>
+              <w:spacing w:before="0" w:after="0" w:line="276" w:lineRule="auto"/>
+              <w:ind w:firstLine="0"/>
+              <w:jc w:val="center"/>
+            </w:pPr>
+            <w:r/>
+            <w:r>
+              <w:rPr>
+                <w:rFonts w:ascii="Times New Roman" w:hAnsi="Times New Roman" w:eastAsia="楷体"/>
+                <w:b w:val="0"/>
+                <w:color w:val="000000"/>
+                <w:sz w:val="18"/>
+              </w:rPr>
+              <w:t>404</w:t>
+            </w:r>
+          </w:p>
+        </w:tc>
+        <w:tc>
+          <w:tcPr>
+            <w:tcW w:type="dxa" w:w="1568"/>
+            <w:vAlign w:val="center"/>
+            <w:tcBorders>
+              <w:top w:val="single" w:sz="4" w:color="A6A6A6"/>
+              <w:left w:val="single" w:sz="4" w:color="A6A6A6"/>
+              <w:bottom w:val="single" w:sz="4" w:color="A6A6A6"/>
+              <w:right w:val="single" w:sz="4" w:color="A6A6A6"/>
+            </w:tcBorders>
+          </w:tcPr>
+          <w:p>
+            <w:pPr>
+              <w:spacing w:before="0" w:after="0" w:line="276" w:lineRule="auto"/>
+              <w:ind w:firstLine="0"/>
+              <w:jc w:val="center"/>
+            </w:pPr>
+            <w:r/>
+            <w:r>
+              <w:rPr>
+                <w:rFonts w:ascii="Times New Roman" w:hAnsi="Times New Roman" w:eastAsia="楷体"/>
+                <w:b w:val="0"/>
+                <w:color w:val="000000"/>
+                <w:sz w:val="18"/>
+              </w:rPr>
+              <w:t>2,321.90</w:t>
+            </w:r>
+          </w:p>
+        </w:tc>
+        <w:tc>
+          <w:tcPr>
+            <w:tcW w:type="dxa" w:w="1568"/>
+            <w:vAlign w:val="center"/>
+            <w:tcBorders>
+              <w:top w:val="single" w:sz="4" w:color="A6A6A6"/>
+              <w:left w:val="single" w:sz="4" w:color="A6A6A6"/>
+              <w:bottom w:val="single" w:sz="4" w:color="A6A6A6"/>
+              <w:right w:val="single" w:sz="4" w:color="A6A6A6"/>
+            </w:tcBorders>
+          </w:tcPr>
+          <w:p>
+            <w:pPr>
+              <w:spacing w:before="0" w:after="0" w:line="276" w:lineRule="auto"/>
+              <w:ind w:firstLine="0"/>
+              <w:jc w:val="center"/>
+            </w:pPr>
+            <w:r/>
+            <w:r>
+              <w:rPr>
+                <w:rFonts w:ascii="Times New Roman" w:hAnsi="Times New Roman" w:eastAsia="楷体"/>
+                <w:b w:val="0"/>
+                <w:color w:val="000000"/>
+                <w:sz w:val="18"/>
+              </w:rPr>
+              <w:t>1,221</w:t>
+            </w:r>
+          </w:p>
+        </w:tc>
+        <w:tc>
+          <w:tcPr>
+            <w:tcW w:type="dxa" w:w="1568"/>
+            <w:vAlign w:val="center"/>
+            <w:tcBorders>
+              <w:top w:val="single" w:sz="4" w:color="A6A6A6"/>
+              <w:left w:val="single" w:sz="4" w:color="A6A6A6"/>
+              <w:bottom w:val="single" w:sz="4" w:color="A6A6A6"/>
+              <w:right w:val="single" w:sz="4" w:color="A6A6A6"/>
+            </w:tcBorders>
+          </w:tcPr>
+          <w:p>
+            <w:pPr>
+              <w:spacing w:before="0" w:after="0" w:line="276" w:lineRule="auto"/>
+              <w:ind w:firstLine="0"/>
+              <w:jc w:val="center"/>
+            </w:pPr>
+            <w:r/>
+            <w:r>
+              <w:rPr>
+                <w:rFonts w:ascii="Times New Roman" w:hAnsi="Times New Roman" w:eastAsia="楷体"/>
+                <w:b w:val="0"/>
+                <w:color w:val="000000"/>
+                <w:sz w:val="18"/>
+              </w:rPr>
+              <w:t>2.73%</w:t>
+            </w:r>
+          </w:p>
+        </w:tc>
+        <w:tc>
+          <w:tcPr>
+            <w:tcW w:type="dxa" w:w="1568"/>
+            <w:vAlign w:val="center"/>
+            <w:tcBorders>
+              <w:top w:val="single" w:sz="4" w:color="A6A6A6"/>
+              <w:left w:val="single" w:sz="4" w:color="A6A6A6"/>
+              <w:bottom w:val="single" w:sz="4" w:color="A6A6A6"/>
+              <w:right w:val="single" w:sz="4" w:color="A6A6A6"/>
+            </w:tcBorders>
+          </w:tcPr>
+          <w:p>
+            <w:pPr>
+              <w:spacing w:before="0" w:after="0" w:line="276" w:lineRule="auto"/>
+              <w:ind w:firstLine="0"/>
+              <w:jc w:val="center"/>
+            </w:pPr>
+            <w:r/>
+            <w:r>
+              <w:rPr>
+                <w:rFonts w:ascii="Times New Roman" w:hAnsi="Times New Roman" w:eastAsia="楷体"/>
+                <w:b w:val="0"/>
+                <w:color w:val="000000"/>
+                <w:sz w:val="18"/>
+              </w:rPr>
+              <w:t>283.71</w:t>
+            </w:r>
+          </w:p>
+        </w:tc>
+      </w:tr>
+      <w:tr>
+        <w:tc>
+          <w:tcPr>
+            <w:tcW w:type="dxa" w:w="1568"/>
+            <w:vAlign w:val="center"/>
+            <w:tcBorders>
+              <w:top w:val="single" w:sz="4" w:color="A6A6A6"/>
+              <w:left w:val="single" w:sz="4" w:color="A6A6A6"/>
+              <w:bottom w:val="single" w:sz="4" w:color="A6A6A6"/>
+              <w:right w:val="single" w:sz="4" w:color="A6A6A6"/>
+            </w:tcBorders>
+          </w:tcPr>
+          <w:p>
+            <w:pPr>
+              <w:spacing w:before="0" w:after="0" w:line="276" w:lineRule="auto"/>
+              <w:ind w:firstLine="0"/>
+              <w:jc w:val="left"/>
+            </w:pPr>
+            <w:r/>
+            <w:r>
+              <w:rPr>
+                <w:rFonts w:ascii="Times New Roman" w:hAnsi="Times New Roman" w:eastAsia="楷体"/>
+                <w:b w:val="0"/>
+                <w:color w:val="000000"/>
+                <w:sz w:val="18"/>
+              </w:rPr>
+              <w:t>2026年1-4月</w:t>
+            </w:r>
+          </w:p>
+        </w:tc>
+        <w:tc>
+          <w:tcPr>
+            <w:tcW w:type="dxa" w:w="1568"/>
+            <w:vAlign w:val="center"/>
+            <w:tcBorders>
+              <w:top w:val="single" w:sz="4" w:color="A6A6A6"/>
+              <w:left w:val="single" w:sz="4" w:color="A6A6A6"/>
+              <w:bottom w:val="single" w:sz="4" w:color="A6A6A6"/>
+              <w:right w:val="single" w:sz="4" w:color="A6A6A6"/>
+            </w:tcBorders>
+          </w:tcPr>
+          <w:p>
+            <w:pPr>
+              <w:spacing w:before="0" w:after="0" w:line="276" w:lineRule="auto"/>
+              <w:ind w:firstLine="0"/>
+              <w:jc w:val="center"/>
+            </w:pPr>
+            <w:r/>
+            <w:r>
+              <w:rPr>
+                <w:rFonts w:ascii="Times New Roman" w:hAnsi="Times New Roman" w:eastAsia="楷体"/>
+                <w:b w:val="0"/>
+                <w:color w:val="000000"/>
+                <w:sz w:val="18"/>
+              </w:rPr>
+              <w:t>94</w:t>
+            </w:r>
+          </w:p>
+        </w:tc>
+        <w:tc>
+          <w:tcPr>
+            <w:tcW w:type="dxa" w:w="1568"/>
+            <w:vAlign w:val="center"/>
+            <w:tcBorders>
+              <w:top w:val="single" w:sz="4" w:color="A6A6A6"/>
+              <w:left w:val="single" w:sz="4" w:color="A6A6A6"/>
+              <w:bottom w:val="single" w:sz="4" w:color="A6A6A6"/>
+              <w:right w:val="single" w:sz="4" w:color="A6A6A6"/>
+            </w:tcBorders>
+          </w:tcPr>
+          <w:p>
+            <w:pPr>
+              <w:spacing w:before="0" w:after="0" w:line="276" w:lineRule="auto"/>
+              <w:ind w:firstLine="0"/>
+              <w:jc w:val="center"/>
+            </w:pPr>
+            <w:r/>
+            <w:r>
+              <w:rPr>
+                <w:rFonts w:ascii="Times New Roman" w:hAnsi="Times New Roman" w:eastAsia="楷体"/>
+                <w:b w:val="0"/>
+                <w:color w:val="000000"/>
+                <w:sz w:val="18"/>
+              </w:rPr>
+              <w:t>550.66</w:t>
+            </w:r>
+          </w:p>
+        </w:tc>
+        <w:tc>
+          <w:tcPr>
+            <w:tcW w:type="dxa" w:w="1568"/>
+            <w:vAlign w:val="center"/>
+            <w:tcBorders>
+              <w:top w:val="single" w:sz="4" w:color="A6A6A6"/>
+              <w:left w:val="single" w:sz="4" w:color="A6A6A6"/>
+              <w:bottom w:val="single" w:sz="4" w:color="A6A6A6"/>
+              <w:right w:val="single" w:sz="4" w:color="A6A6A6"/>
+            </w:tcBorders>
+          </w:tcPr>
+          <w:p>
+            <w:pPr>
+              <w:spacing w:before="0" w:after="0" w:line="276" w:lineRule="auto"/>
+              <w:ind w:firstLine="0"/>
+              <w:jc w:val="center"/>
+            </w:pPr>
+            <w:r/>
+            <w:r>
+              <w:rPr>
+                <w:rFonts w:ascii="Times New Roman" w:hAnsi="Times New Roman" w:eastAsia="楷体"/>
+                <w:b w:val="0"/>
+                <w:color w:val="000000"/>
+                <w:sz w:val="18"/>
+              </w:rPr>
+              <w:t>—</w:t>
+            </w:r>
+          </w:p>
+        </w:tc>
+        <w:tc>
+          <w:tcPr>
+            <w:tcW w:type="dxa" w:w="1568"/>
+            <w:vAlign w:val="center"/>
+            <w:tcBorders>
+              <w:top w:val="single" w:sz="4" w:color="A6A6A6"/>
+              <w:left w:val="single" w:sz="4" w:color="A6A6A6"/>
+              <w:bottom w:val="single" w:sz="4" w:color="A6A6A6"/>
+              <w:right w:val="single" w:sz="4" w:color="A6A6A6"/>
+            </w:tcBorders>
+          </w:tcPr>
+          <w:p>
+            <w:pPr>
+              <w:spacing w:before="0" w:after="0" w:line="276" w:lineRule="auto"/>
+              <w:ind w:firstLine="0"/>
+              <w:jc w:val="center"/>
+            </w:pPr>
+            <w:r/>
+            <w:r>
+              <w:rPr>
+                <w:rFonts w:ascii="Times New Roman" w:hAnsi="Times New Roman" w:eastAsia="楷体"/>
+                <w:b w:val="0"/>
+                <w:color w:val="000000"/>
+                <w:sz w:val="18"/>
+              </w:rPr>
+              <w:t>—</w:t>
+            </w:r>
+          </w:p>
+        </w:tc>
+        <w:tc>
+          <w:tcPr>
+            <w:tcW w:type="dxa" w:w="1568"/>
+            <w:vAlign w:val="center"/>
+            <w:tcBorders>
+              <w:top w:val="single" w:sz="4" w:color="A6A6A6"/>
+              <w:left w:val="single" w:sz="4" w:color="A6A6A6"/>
+              <w:bottom w:val="single" w:sz="4" w:color="A6A6A6"/>
+              <w:right w:val="single" w:sz="4" w:color="A6A6A6"/>
+            </w:tcBorders>
+          </w:tcPr>
+          <w:p>
+            <w:pPr>
+              <w:spacing w:before="0" w:after="0" w:line="276" w:lineRule="auto"/>
+              <w:ind w:firstLine="0"/>
+              <w:jc w:val="center"/>
+            </w:pPr>
+            <w:r/>
+            <w:r>
+              <w:rPr>
+                <w:rFonts w:ascii="Times New Roman" w:hAnsi="Times New Roman" w:eastAsia="楷体"/>
+                <w:b w:val="0"/>
+                <w:color w:val="000000"/>
+                <w:sz w:val="18"/>
+              </w:rPr>
+              <w:t>30.59</w:t>
+            </w:r>
+          </w:p>
+        </w:tc>
+      </w:tr>
+    </w:tbl>
+    <w:p>
+      <w:pPr>
+        <w:spacing w:before="0" w:after="80" w:line="360" w:lineRule="auto"/>
+        <w:ind w:firstLine="0"/>
+      </w:pPr>
+      <w:r>
+        <w:rPr>
+          <w:rFonts w:ascii="Times New Roman" w:hAnsi="Times New Roman" w:eastAsia="楷体"/>
+          <w:b w:val="0"/>
+          <w:color w:val="000000"/>
+          <w:sz w:val="19"/>
+        </w:rPr>
+        <w:t>资料来源:中指数据库,风控信评部整理</w:t>
       </w:r>
     </w:p>
     <w:p>
@@ -3773,7 +5057,7 @@
           <w:color w:val="000000"/>
           <w:sz w:val="21"/>
         </w:rPr>
-        <w:t>政府债务方面，2023、2024、2025年末通化市地方政府债务余额分别为238.29亿元、280.98亿元、298.40亿元，2025年末债务限额299.70亿元，债务余额控制在限额以内；城投有息债务2025年末估算余额24.98亿元。债务率指标看，2025年末政府债务率325.43%、城投债务率27.24%、宽口径债务率352.67%。</w:t>
+        <w:t>从房地产销售看，2021-2025年泉州市商品住宅成交面积由863.79万㎡变动至64.40万㎡、累计下降92.5%；新房均价2025年为13,950元/㎡。二手房市场仍处于深度调整，据中指冰山指数(最低挂牌价口径)，泉州二手房挂牌价较2022年8月高点累计下跌32.40%，2023年累计跌幅-6.32%、2024年累计跌幅-12.22%、2025年累计跌幅-13.99%。</w:t>
       </w:r>
     </w:p>
     <w:p>
@@ -3788,7 +5072,22 @@
           <w:color w:val="000000"/>
           <w:sz w:val="21"/>
         </w:rPr>
-        <w:t>综合来看，通化市财政基本盘总体稳健，但土地财政收缩与债务规模扩张是当前主要压力线；我们预计宽口径债务率短期内将维持偏高水平，需重点关注后续化债进展、土地市场企稳情况以及融资平台合规整改对城投再融资能力的影响。</w:t>
+        <w:t>政府债务方面，2023、2024、2025年末泉州市地方政府债务余额分别为2,342.54亿元、2,661.15亿元、2,938.77亿元，两年累计增长25.45%，主要源于地方专项债加快发行及置换债集中落地；2025年末债务限额3,010.98亿元，债务余额控制在限额以内。城投有息债务方面，2025年末估算余额为4,573.09亿元，较2023年末增长42.76%。债务率指标看，2025年末泉州市政府债务率327.92%、城投债务率510.28%、宽口径债务率838.20%，较2023年末抬升458.51个百分点，显著高于公认的300%偏高临界线、在全国主要城市中处于较高水平。值得注意的是，政府性基金收入下滑是债务率分母端走低的重要因素，叠加债务规模快速扩张，对债务率指标形成放大效应。</w:t>
+      </w:r>
+    </w:p>
+    <w:p>
+      <w:pPr>
+        <w:spacing w:before="0" w:after="60" w:line="360" w:lineRule="auto"/>
+        <w:ind w:firstLine="420"/>
+      </w:pPr>
+      <w:r>
+        <w:rPr>
+          <w:rFonts w:ascii="Times New Roman" w:hAnsi="Times New Roman" w:eastAsia="楷体"/>
+          <w:b w:val="0"/>
+          <w:color w:val="000000"/>
+          <w:sz w:val="21"/>
+        </w:rPr>
+        <w:t>综合来看，泉州市民营经济根基深厚、产业集群发达，区域信用环境总体稳健。我们预计宽口径债务率短期内将维持高位，需重点关注后续化债进展、土地市场企稳情况以及融资平台合规整改对城投平台再融资能力的影响。</w:t>
       </w:r>
     </w:p>
     <w:sectPr>
